--- a/Документации/Замостьянов_ИДБ_22_05_курсовой_проект.docx
+++ b/Документации/Замостьянов_ИДБ_22_05_курсовой_проект.docx
@@ -4388,7 +4388,15 @@
         <w:ind w:left="1260" w:hanging="540"/>
       </w:pPr>
       <w:r>
-        <w:t xml:space="preserve">CORS – Cross-Origin Resource </w:t>
+        <w:t>CORS – Cross-</w:t>
+      </w:r>
+      <w:proofErr w:type="spellStart"/>
+      <w:r>
+        <w:t>Origin</w:t>
+      </w:r>
+      <w:proofErr w:type="spellEnd"/>
+      <w:r>
+        <w:t xml:space="preserve"> Resource </w:t>
       </w:r>
       <w:proofErr w:type="spellStart"/>
       <w:r>
@@ -5704,16 +5712,8 @@
     <w:p>
       <w:pPr>
         <w:pStyle w:val="ae"/>
-        <w:rPr>
-          <w:b/>
-          <w:bCs/>
-        </w:rPr>
-      </w:pPr>
-      <w:r>
-        <w:rPr>
-          <w:b/>
-          <w:bCs/>
-        </w:rPr>
+      </w:pPr>
+      <w:r>
         <w:t>Создание заявки:</w:t>
       </w:r>
     </w:p>
@@ -5768,15 +5768,11 @@
         <w:pStyle w:val="ae"/>
         <w:rPr>
           <w:rStyle w:val="ng-star-inserted1"/>
-          <w:b/>
-          <w:bCs/>
         </w:rPr>
       </w:pPr>
       <w:r>
         <w:rPr>
           <w:rStyle w:val="ng-star-inserted1"/>
-          <w:b/>
-          <w:bCs/>
         </w:rPr>
         <w:lastRenderedPageBreak/>
         <w:t>Управление статусами:</w:t>
@@ -5820,16 +5816,8 @@
     <w:p>
       <w:pPr>
         <w:pStyle w:val="ae"/>
-        <w:rPr>
-          <w:b/>
-          <w:bCs/>
-        </w:rPr>
-      </w:pPr>
-      <w:r>
-        <w:rPr>
-          <w:b/>
-          <w:bCs/>
-        </w:rPr>
+      </w:pPr>
+      <w:r>
         <w:t>Предусмотрены следующие статусы:</w:t>
       </w:r>
     </w:p>
@@ -5944,16 +5932,8 @@
     <w:p>
       <w:pPr>
         <w:pStyle w:val="ae"/>
-        <w:rPr>
-          <w:b/>
-          <w:bCs/>
-        </w:rPr>
-      </w:pPr>
-      <w:r>
-        <w:rPr>
-          <w:b/>
-          <w:bCs/>
-        </w:rPr>
+      </w:pPr>
+      <w:r>
         <w:t>Просмотр списка заявок:</w:t>
       </w:r>
     </w:p>
@@ -5995,16 +5975,8 @@
     <w:p>
       <w:pPr>
         <w:pStyle w:val="ae"/>
-        <w:rPr>
-          <w:b/>
-          <w:bCs/>
-        </w:rPr>
-      </w:pPr>
-      <w:r>
-        <w:rPr>
-          <w:b/>
-          <w:bCs/>
-        </w:rPr>
+      </w:pPr>
+      <w:r>
         <w:t>Просмотр детальной информации:</w:t>
       </w:r>
     </w:p>
@@ -6050,16 +6022,8 @@
     <w:p>
       <w:pPr>
         <w:pStyle w:val="ae"/>
-        <w:rPr>
-          <w:b/>
-          <w:bCs/>
-        </w:rPr>
-      </w:pPr>
-      <w:r>
-        <w:rPr>
-          <w:b/>
-          <w:bCs/>
-        </w:rPr>
+      </w:pPr>
+      <w:r>
         <w:t>Просмотр заявок администратором:</w:t>
       </w:r>
     </w:p>
@@ -6119,17 +6083,15 @@
     <w:p>
       <w:pPr>
         <w:pStyle w:val="ae"/>
-        <w:rPr>
-          <w:b/>
-          <w:bCs/>
-        </w:rPr>
-      </w:pPr>
-      <w:r>
-        <w:rPr>
-          <w:b/>
-          <w:bCs/>
-        </w:rPr>
-        <w:t>Пользователь (Обучающийся):</w:t>
+      </w:pPr>
+      <w:r>
+        <w:t>Пользователь (</w:t>
+      </w:r>
+      <w:r>
+        <w:t>о</w:t>
+      </w:r>
+      <w:r>
+        <w:t>бучающийся):</w:t>
       </w:r>
     </w:p>
     <w:p>
@@ -6161,16 +6123,8 @@
     <w:p>
       <w:pPr>
         <w:pStyle w:val="ae"/>
-        <w:rPr>
-          <w:b/>
-          <w:bCs/>
-        </w:rPr>
-      </w:pPr>
-      <w:r>
-        <w:rPr>
-          <w:b/>
-          <w:bCs/>
-        </w:rPr>
+      </w:pPr>
+      <w:r>
         <w:t>Администратор:</w:t>
       </w:r>
     </w:p>
@@ -6257,16 +6211,8 @@
     <w:p>
       <w:pPr>
         <w:pStyle w:val="ae"/>
-        <w:rPr>
-          <w:b/>
-          <w:bCs/>
-        </w:rPr>
-      </w:pPr>
-      <w:r>
-        <w:rPr>
-          <w:b/>
-          <w:bCs/>
-        </w:rPr>
+      </w:pPr>
+      <w:r>
         <w:t>Передача новых заявок в 1С:</w:t>
       </w:r>
     </w:p>
@@ -6344,16 +6290,8 @@
     <w:p>
       <w:pPr>
         <w:pStyle w:val="ae"/>
-        <w:rPr>
-          <w:b/>
-          <w:bCs/>
-        </w:rPr>
-      </w:pPr>
-      <w:r>
-        <w:rPr>
-          <w:b/>
-          <w:bCs/>
-        </w:rPr>
+      </w:pPr>
+      <w:r>
         <w:t>Получение обновлений от 1С:</w:t>
       </w:r>
     </w:p>
@@ -6531,6 +6469,11 @@
       <w:bookmarkEnd w:id="18"/>
     </w:p>
     <w:p>
+      <w:r>
+        <w:t>Перечисленные ниже требования описывают свойства системы, которые обеспечивают качество её функционирования и являются обязательными, включая требования к адаптивности и корректности обработки данных.</w:t>
+      </w:r>
+    </w:p>
+    <w:p>
       <w:pPr>
         <w:pStyle w:val="a3"/>
         <w:numPr>
@@ -6566,7 +6509,11 @@
         <w:ind w:left="1260" w:hanging="540"/>
       </w:pPr>
       <w:r>
-        <w:t>безопасность: доступ ко всем функциям системы, кроме страницы входа, должен требовать аутентификации пользователя, должно быть реализовано четкое разделение прав между ролями «Обучающийся» и «Администратор», взаимодействие между клиентской частью, сервером и внешними системами должно осуществляться по защищенному протоколу HTTPS;</w:t>
+        <w:t xml:space="preserve">безопасность: доступ ко всем функциям системы, кроме страницы входа, должен требовать аутентификации пользователя, должно быть реализовано четкое разделение прав между ролями «Обучающийся» и «Администратор», взаимодействие между </w:t>
+      </w:r>
+      <w:r>
+        <w:lastRenderedPageBreak/>
+        <w:t>клиентской частью, сервером и внешними системами должно осуществляться по защищенному протоколу HTTPS;</w:t>
       </w:r>
     </w:p>
     <w:p>
@@ -6579,8 +6526,7 @@
         <w:ind w:left="1260" w:hanging="540"/>
       </w:pPr>
       <w:r>
-        <w:lastRenderedPageBreak/>
-        <w:t>удобство использования (Юзабилити): пользовательский интерфейс должен быть интуитивно понятным для студентов, не требующим предварительного обучения. Процесс создания заявки должен быть простым и состоять из минимально необходимого количества шагов;</w:t>
+        <w:t>удобство использования: пользовательский интерфейс должен быть интуитивно понятным для студентов, не требующим предварительного обучения. Процесс создания заявки должен быть простым и состоять из минимально необходимого количества шагов;</w:t>
       </w:r>
     </w:p>
     <w:p>
@@ -6669,16 +6615,8 @@
     <w:p>
       <w:pPr>
         <w:pStyle w:val="ae"/>
-        <w:rPr>
-          <w:b/>
-          <w:bCs/>
-        </w:rPr>
-      </w:pPr>
-      <w:r>
-        <w:rPr>
-          <w:b/>
-          <w:bCs/>
-        </w:rPr>
+      </w:pPr>
+      <w:r>
         <w:t>Среда выполнения и развертывания:</w:t>
       </w:r>
     </w:p>
@@ -6732,32 +6670,16 @@
     <w:p>
       <w:pPr>
         <w:pStyle w:val="ae"/>
-        <w:rPr>
-          <w:b/>
-          <w:bCs/>
-        </w:rPr>
-      </w:pPr>
-      <w:r>
-        <w:rPr>
-          <w:b/>
-          <w:bCs/>
-        </w:rPr>
+      </w:pPr>
+      <w:r>
         <w:t>Серверная часть (</w:t>
       </w:r>
       <w:proofErr w:type="spellStart"/>
       <w:r>
-        <w:rPr>
-          <w:b/>
-          <w:bCs/>
-        </w:rPr>
         <w:t>Backend</w:t>
       </w:r>
       <w:proofErr w:type="spellEnd"/>
       <w:r>
-        <w:rPr>
-          <w:b/>
-          <w:bCs/>
-        </w:rPr>
         <w:t>):</w:t>
       </w:r>
     </w:p>
@@ -6784,6 +6706,7 @@
         <w:ind w:left="1276" w:hanging="567"/>
       </w:pPr>
       <w:r>
+        <w:lastRenderedPageBreak/>
         <w:t>Фреймворк: ASP.NET Core 8.0.</w:t>
       </w:r>
     </w:p>
@@ -6818,39 +6741,22 @@
         <w:ind w:left="1276" w:hanging="567"/>
       </w:pPr>
       <w:r>
-        <w:lastRenderedPageBreak/>
         <w:t>Архитектурный стиль API: REST.</w:t>
       </w:r>
     </w:p>
     <w:p>
       <w:pPr>
         <w:pStyle w:val="ae"/>
-        <w:rPr>
-          <w:b/>
-          <w:bCs/>
-        </w:rPr>
-      </w:pPr>
-      <w:r>
-        <w:rPr>
-          <w:b/>
-          <w:bCs/>
-        </w:rPr>
+      </w:pPr>
+      <w:r>
         <w:t>Клиентская часть (</w:t>
       </w:r>
       <w:proofErr w:type="spellStart"/>
       <w:r>
-        <w:rPr>
-          <w:b/>
-          <w:bCs/>
-        </w:rPr>
         <w:t>Frontend</w:t>
       </w:r>
       <w:proofErr w:type="spellEnd"/>
       <w:r>
-        <w:rPr>
-          <w:b/>
-          <w:bCs/>
-        </w:rPr>
         <w:t>):</w:t>
       </w:r>
     </w:p>
@@ -7056,6 +6962,7 @@
       </w:pPr>
       <w:bookmarkStart w:id="24" w:name="_Toc214873253"/>
       <w:r>
+        <w:lastRenderedPageBreak/>
         <w:t>Взаимодействие внутри системы</w:t>
       </w:r>
       <w:bookmarkEnd w:id="24"/>
@@ -7098,7 +7005,6 @@
         <w:rPr>
           <w:szCs w:val="28"/>
         </w:rPr>
-        <w:lastRenderedPageBreak/>
         <w:t>Frontend</w:t>
       </w:r>
       <w:proofErr w:type="spellEnd"/>
@@ -7429,13 +7335,12 @@
       <w:r>
         <w:rPr>
           <w:noProof/>
-          <w:szCs w:val="28"/>
         </w:rPr>
         <w:drawing>
-          <wp:inline distT="0" distB="0" distL="0" distR="0" wp14:anchorId="244CF7B4" wp14:editId="013EBF48">
-            <wp:extent cx="5940425" cy="2386330"/>
-            <wp:effectExtent l="0" t="0" r="3175" b="0"/>
-            <wp:docPr id="9" name="Рисунок 9"/>
+          <wp:inline distT="0" distB="0" distL="0" distR="0" wp14:anchorId="5C36D475" wp14:editId="5DB250AD">
+            <wp:extent cx="5940425" cy="2399030"/>
+            <wp:effectExtent l="0" t="0" r="3175" b="1270"/>
+            <wp:docPr id="6" name="Рисунок 6"/>
             <wp:cNvGraphicFramePr>
               <a:graphicFrameLocks xmlns:a="http://schemas.openxmlformats.org/drawingml/2006/main" noChangeAspect="1"/>
             </wp:cNvGraphicFramePr>
@@ -7443,7 +7348,7 @@
               <a:graphicData uri="http://schemas.openxmlformats.org/drawingml/2006/picture">
                 <pic:pic xmlns:pic="http://schemas.openxmlformats.org/drawingml/2006/picture">
                   <pic:nvPicPr>
-                    <pic:cNvPr id="0" name="Picture 1"/>
+                    <pic:cNvPr id="0" name="Picture 5"/>
                     <pic:cNvPicPr>
                       <a:picLocks noChangeAspect="1" noChangeArrowheads="1"/>
                     </pic:cNvPicPr>
@@ -7464,7 +7369,7 @@
                   <pic:spPr bwMode="auto">
                     <a:xfrm>
                       <a:off x="0" y="0"/>
-                      <a:ext cx="5940425" cy="2386330"/>
+                      <a:ext cx="5958752" cy="2406431"/>
                     </a:xfrm>
                     <a:prstGeom prst="rect">
                       <a:avLst/>
@@ -7738,16 +7643,17 @@
     <w:p>
       <w:pPr>
         <w:pStyle w:val="ae"/>
+        <w:jc w:val="center"/>
       </w:pPr>
       <w:r>
         <w:rPr>
           <w:noProof/>
         </w:rPr>
         <w:drawing>
-          <wp:inline distT="0" distB="0" distL="0" distR="0" wp14:anchorId="62A10B6A" wp14:editId="7DF6C7F0">
-            <wp:extent cx="4763386" cy="3605509"/>
-            <wp:effectExtent l="0" t="0" r="0" b="0"/>
-            <wp:docPr id="11" name="Рисунок 11"/>
+          <wp:inline distT="0" distB="0" distL="0" distR="0" wp14:anchorId="712763AA" wp14:editId="0905CB05">
+            <wp:extent cx="4494363" cy="3748746"/>
+            <wp:effectExtent l="0" t="0" r="1905" b="4445"/>
+            <wp:docPr id="5" name="Рисунок 5"/>
             <wp:cNvGraphicFramePr>
               <a:graphicFrameLocks xmlns:a="http://schemas.openxmlformats.org/drawingml/2006/main" noChangeAspect="1"/>
             </wp:cNvGraphicFramePr>
@@ -7776,7 +7682,7 @@
                   <pic:spPr bwMode="auto">
                     <a:xfrm>
                       <a:off x="0" y="0"/>
-                      <a:ext cx="4770513" cy="3610904"/>
+                      <a:ext cx="4505081" cy="3757686"/>
                     </a:xfrm>
                     <a:prstGeom prst="rect">
                       <a:avLst/>
@@ -7818,6 +7724,9 @@
       <w:pPr>
         <w:pStyle w:val="aff5"/>
         <w:jc w:val="center"/>
+        <w:rPr>
+          <w:lang w:val="en-US"/>
+        </w:rPr>
       </w:pPr>
     </w:p>
     <w:p>
@@ -7863,15 +7772,16 @@
       </w:r>
       <w:proofErr w:type="spellEnd"/>
       <w:r>
-        <w:t xml:space="preserve">. Сервер работает под управлением операционной системы Ubuntu. </w:t>
-      </w:r>
-    </w:p>
-    <w:p>
-      <w:pPr>
-        <w:pStyle w:val="ae"/>
-      </w:pPr>
-      <w:r>
-        <w:t xml:space="preserve">Ключевой особенностью является то, что все компоненты приложения развернуты внутри изолированной среды </w:t>
+        <w:t>. Сервер работает под управлением операционной системы Ubuntu</w:t>
+      </w:r>
+      <w:r>
+        <w:t>,</w:t>
+      </w:r>
+      <w:r>
+        <w:t xml:space="preserve"> </w:t>
+      </w:r>
+      <w:r>
+        <w:t xml:space="preserve">внутри которой развернута изолированная среда </w:t>
       </w:r>
       <w:proofErr w:type="spellStart"/>
       <w:r>
@@ -7887,7 +7797,7 @@
       </w:r>
       <w:proofErr w:type="spellEnd"/>
       <w:r>
-        <w:t xml:space="preserve">, что обеспечивает их портативность и независимость от конфигурации хост-машины. Внутри </w:t>
+        <w:t xml:space="preserve">. Такое решение обеспечивает портативность и независимость от конфигурации хост-машины. Внутри </w:t>
       </w:r>
       <w:proofErr w:type="spellStart"/>
       <w:r>
@@ -7902,10 +7812,9 @@
       <w:pPr>
         <w:pStyle w:val="a3"/>
         <w:numPr>
-          <w:ilvl w:val="0"/>
+          <w:ilvl w:val="1"/>
           <w:numId w:val="4"/>
         </w:numPr>
-        <w:ind w:left="1260" w:hanging="540"/>
       </w:pPr>
       <w:proofErr w:type="spellStart"/>
       <w:r>
@@ -7921,7 +7830,16 @@
       </w:r>
       <w:proofErr w:type="spellEnd"/>
       <w:r>
-        <w:t>: Скомпилированное клиентское приложение (</w:t>
+        <w:t xml:space="preserve"> </w:t>
+      </w:r>
+      <w:r>
+        <w:t>—</w:t>
+      </w:r>
+      <w:r>
+        <w:t xml:space="preserve"> с</w:t>
+      </w:r>
+      <w:r>
+        <w:t>компилированное клиентское приложение (</w:t>
       </w:r>
       <w:proofErr w:type="spellStart"/>
       <w:r>
@@ -7944,10 +7862,9 @@
       <w:pPr>
         <w:pStyle w:val="a3"/>
         <w:numPr>
-          <w:ilvl w:val="0"/>
+          <w:ilvl w:val="1"/>
           <w:numId w:val="4"/>
         </w:numPr>
-        <w:ind w:left="1260" w:hanging="540"/>
       </w:pPr>
       <w:proofErr w:type="spellStart"/>
       <w:r>
@@ -7963,17 +7880,22 @@
       </w:r>
       <w:proofErr w:type="spellEnd"/>
       <w:r>
-        <w:t>: Серверное приложение (бэкенд на ASP.NET Core), реализующее всю бизнес-логику и API.</w:t>
+        <w:t xml:space="preserve"> </w:t>
+      </w:r>
+      <w:r>
+        <w:t>—</w:t>
+      </w:r>
+      <w:r>
+        <w:t xml:space="preserve"> приложение (бэкенд на ASP.NET Core), реализующее всю бизнес-логику и API.</w:t>
       </w:r>
     </w:p>
     <w:p>
       <w:pPr>
         <w:pStyle w:val="a3"/>
         <w:numPr>
-          <w:ilvl w:val="0"/>
+          <w:ilvl w:val="1"/>
           <w:numId w:val="4"/>
         </w:numPr>
-        <w:ind w:left="1260" w:hanging="540"/>
       </w:pPr>
       <w:r>
         <w:t>База данных (</w:t>
@@ -7984,7 +7906,19 @@
       </w:r>
       <w:proofErr w:type="spellEnd"/>
       <w:r>
-        <w:t>): Система управления базами данных, хранящая всю информацию о заявках.</w:t>
+        <w:t>)</w:t>
+      </w:r>
+      <w:r>
+        <w:t xml:space="preserve"> </w:t>
+      </w:r>
+      <w:r>
+        <w:t>—</w:t>
+      </w:r>
+      <w:r>
+        <w:t xml:space="preserve"> с</w:t>
+      </w:r>
+      <w:r>
+        <w:t>истема управления базами данных, хранящая всю информацию о заявках.</w:t>
       </w:r>
     </w:p>
     <w:p>
@@ -8022,31 +7956,9 @@
     <w:p>
       <w:pPr>
         <w:pStyle w:val="ae"/>
-        <w:rPr>
-          <w:b/>
-          <w:bCs/>
-        </w:rPr>
-      </w:pPr>
-      <w:r>
-        <w:rPr>
-          <w:b/>
-          <w:bCs/>
-        </w:rPr>
-        <w:t>Интегрируемые серверы (</w:t>
-      </w:r>
-      <w:r>
-        <w:rPr>
-          <w:b/>
-          <w:bCs/>
-        </w:rPr>
-        <w:t>в</w:t>
-      </w:r>
-      <w:r>
-        <w:rPr>
-          <w:b/>
-          <w:bCs/>
-        </w:rPr>
-        <w:t>нешние системы):</w:t>
+      </w:pPr>
+      <w:r>
+        <w:t>Интегрируемые серверы (внешние системы):</w:t>
       </w:r>
     </w:p>
     <w:p>
@@ -8264,7 +8176,25 @@
         <w:ind w:left="1276" w:hanging="567"/>
       </w:pPr>
       <w:r>
-        <w:t>Обучающийся (Студент): Основной пользователь системы, инициирующий процесс заказа справки.</w:t>
+        <w:t>Обучающийся (</w:t>
+      </w:r>
+      <w:r>
+        <w:t>с</w:t>
+      </w:r>
+      <w:r>
+        <w:t>тудент)</w:t>
+      </w:r>
+      <w:r>
+        <w:t xml:space="preserve"> </w:t>
+      </w:r>
+      <w:r>
+        <w:t>—</w:t>
+      </w:r>
+      <w:r>
+        <w:t xml:space="preserve"> о</w:t>
+      </w:r>
+      <w:r>
+        <w:t>сновной пользователь системы, инициирующий процесс заказа справки.</w:t>
       </w:r>
     </w:p>
     <w:p>
@@ -8277,7 +8207,25 @@
         <w:ind w:left="1276" w:hanging="567"/>
       </w:pPr>
       <w:r>
-        <w:t>Сотрудник (Администратор/Работник деканата): Внутренний пользователь, ответственный за обработку поступающих заявок.</w:t>
+        <w:t>Сотрудник (</w:t>
+      </w:r>
+      <w:r>
+        <w:t>а</w:t>
+      </w:r>
+      <w:r>
+        <w:t>дминистратор)</w:t>
+      </w:r>
+      <w:r>
+        <w:t xml:space="preserve"> </w:t>
+      </w:r>
+      <w:r>
+        <w:t>—</w:t>
+      </w:r>
+      <w:r>
+        <w:t xml:space="preserve"> в</w:t>
+      </w:r>
+      <w:r>
+        <w:t>нутренний пользователь, ответственный за обработку поступающих заявок.</w:t>
       </w:r>
     </w:p>
     <w:p>
@@ -8290,7 +8238,25 @@
         <w:ind w:left="1276" w:hanging="567"/>
       </w:pPr>
       <w:r>
-        <w:t>Проректор (Подписывающее лицо): Пользователь с полномочиями для окончательного утверждения и подписания документов.</w:t>
+        <w:t>Проректор (</w:t>
+      </w:r>
+      <w:r>
+        <w:t>п</w:t>
+      </w:r>
+      <w:r>
+        <w:t>одписывающее лицо)</w:t>
+      </w:r>
+      <w:r>
+        <w:t xml:space="preserve"> </w:t>
+      </w:r>
+      <w:r>
+        <w:t>—</w:t>
+      </w:r>
+      <w:r>
+        <w:t xml:space="preserve"> п</w:t>
+      </w:r>
+      <w:r>
+        <w:t>ользователь с полномочиями для окончательного утверждения и подписания документов.</w:t>
       </w:r>
     </w:p>
     <w:p>
@@ -8438,11 +8404,11 @@
       </w:r>
       <w:proofErr w:type="spellEnd"/>
       <w:r>
-        <w:t xml:space="preserve">&gt;&gt;) прецедент «Просмотр данных обучающегося», позволяя сотруднику при </w:t>
+        <w:t xml:space="preserve">&gt;&gt;) прецедент </w:t>
       </w:r>
       <w:r>
         <w:lastRenderedPageBreak/>
-        <w:t>необходимости повторно проверить информацию о студенте перед отправкой.</w:t>
+        <w:t>«Просмотр данных обучающегося», позволяя сотруднику при необходимости повторно проверить информацию о студенте перед отправкой.</w:t>
       </w:r>
     </w:p>
     <w:p>
@@ -8554,9 +8520,9 @@
         </w:rPr>
         <w:lastRenderedPageBreak/>
         <w:drawing>
-          <wp:inline distT="0" distB="0" distL="0" distR="0" wp14:anchorId="5B6B3011" wp14:editId="6B6458F3">
-            <wp:extent cx="3657600" cy="4531161"/>
-            <wp:effectExtent l="0" t="0" r="0" b="3175"/>
+          <wp:inline distT="0" distB="0" distL="0" distR="0" wp14:anchorId="5B6B3011" wp14:editId="2185AEA4">
+            <wp:extent cx="2992506" cy="3707222"/>
+            <wp:effectExtent l="0" t="0" r="0" b="7620"/>
             <wp:docPr id="4" name="Рисунок 4"/>
             <wp:cNvGraphicFramePr>
               <a:graphicFrameLocks xmlns:a="http://schemas.openxmlformats.org/drawingml/2006/main" noChangeAspect="1"/>
@@ -8586,7 +8552,7 @@
                   <pic:spPr bwMode="auto">
                     <a:xfrm>
                       <a:off x="0" y="0"/>
-                      <a:ext cx="3661874" cy="4536456"/>
+                      <a:ext cx="3026266" cy="3749046"/>
                     </a:xfrm>
                     <a:prstGeom prst="rect">
                       <a:avLst/>
@@ -8603,6 +8569,59 @@
         </w:drawing>
       </w:r>
       <w:r>
+        <w:rPr>
+          <w:noProof/>
+        </w:rPr>
+        <w:drawing>
+          <wp:inline distT="0" distB="0" distL="0" distR="0" wp14:anchorId="39C710AF" wp14:editId="636FADCA">
+            <wp:extent cx="2847340" cy="3718750"/>
+            <wp:effectExtent l="0" t="0" r="0" b="0"/>
+            <wp:docPr id="8" name="Рисунок 8"/>
+            <wp:cNvGraphicFramePr>
+              <a:graphicFrameLocks xmlns:a="http://schemas.openxmlformats.org/drawingml/2006/main" noChangeAspect="1"/>
+            </wp:cNvGraphicFramePr>
+            <a:graphic xmlns:a="http://schemas.openxmlformats.org/drawingml/2006/main">
+              <a:graphicData uri="http://schemas.openxmlformats.org/drawingml/2006/picture">
+                <pic:pic xmlns:pic="http://schemas.openxmlformats.org/drawingml/2006/picture">
+                  <pic:nvPicPr>
+                    <pic:cNvPr id="0" name="Picture 8"/>
+                    <pic:cNvPicPr>
+                      <a:picLocks noChangeAspect="1" noChangeArrowheads="1"/>
+                    </pic:cNvPicPr>
+                  </pic:nvPicPr>
+                  <pic:blipFill>
+                    <a:blip r:embed="rId18">
+                      <a:extLst>
+                        <a:ext uri="{28A0092B-C50C-407E-A947-70E740481C1C}">
+                          <a14:useLocalDpi xmlns:a14="http://schemas.microsoft.com/office/drawing/2010/main" val="0"/>
+                        </a:ext>
+                      </a:extLst>
+                    </a:blip>
+                    <a:srcRect/>
+                    <a:stretch>
+                      <a:fillRect/>
+                    </a:stretch>
+                  </pic:blipFill>
+                  <pic:spPr bwMode="auto">
+                    <a:xfrm>
+                      <a:off x="0" y="0"/>
+                      <a:ext cx="2866717" cy="3744057"/>
+                    </a:xfrm>
+                    <a:prstGeom prst="rect">
+                      <a:avLst/>
+                    </a:prstGeom>
+                    <a:noFill/>
+                    <a:ln>
+                      <a:noFill/>
+                    </a:ln>
+                  </pic:spPr>
+                </pic:pic>
+              </a:graphicData>
+            </a:graphic>
+          </wp:inline>
+        </w:drawing>
+      </w:r>
+      <w:r>
         <w:br/>
         <w:t xml:space="preserve">Рис. 2.4. </w:t>
       </w:r>
@@ -8618,6 +8637,13 @@
       <w:r>
         <w:t>базы данных</w:t>
       </w:r>
+    </w:p>
+    <w:p>
+      <w:pPr>
+        <w:pStyle w:val="ae"/>
+        <w:ind w:firstLine="0"/>
+        <w:jc w:val="center"/>
+      </w:pPr>
     </w:p>
     <w:p>
       <w:pPr>
@@ -8655,13 +8681,19 @@
       </w:r>
       <w:proofErr w:type="spellEnd"/>
       <w:r>
-        <w:t xml:space="preserve">: Первичный ключ (PK) типа </w:t>
+        <w:t xml:space="preserve">: </w:t>
+      </w:r>
+      <w:r>
+        <w:t xml:space="preserve">Первичный ключ (PK). В качестве типа используется UUID версии 4 (v4), который в C# представлен типом </w:t>
       </w:r>
       <w:proofErr w:type="spellStart"/>
       <w:r>
         <w:t>Guid</w:t>
       </w:r>
       <w:proofErr w:type="spellEnd"/>
+      <w:r>
+        <w:t>. Использование UUID v4, генерируемого на основе случайных чисел, обеспечивает глобальную уникальность каждой записи без зависимости от времени создания или аппаратного обеспечения</w:t>
+      </w:r>
       <w:r>
         <w:t>;</w:t>
       </w:r>
@@ -8777,6 +8809,7 @@
       </w:pPr>
       <w:proofErr w:type="spellStart"/>
       <w:r>
+        <w:lastRenderedPageBreak/>
         <w:t>ReceivingFormat</w:t>
       </w:r>
       <w:proofErr w:type="spellEnd"/>
@@ -8806,12 +8839,17 @@
       </w:pPr>
       <w:proofErr w:type="spellStart"/>
       <w:r>
-        <w:lastRenderedPageBreak/>
         <w:t>StudentRequest</w:t>
       </w:r>
       <w:proofErr w:type="spellEnd"/>
       <w:r>
-        <w:t xml:space="preserve"> (Заявка студента). Это вспомогательная сущность, которая устанавливает связь между студентом и его заявкой. Содержит идентификатор студента (</w:t>
+        <w:t xml:space="preserve"> (</w:t>
+      </w:r>
+      <w:r>
+        <w:t>з</w:t>
+      </w:r>
+      <w:r>
+        <w:t>аявка студента). Это вспомогательная сущность, которая устанавливает связь между студентом и его заявкой. Содержит идентификатор студента (</w:t>
       </w:r>
       <w:proofErr w:type="spellStart"/>
       <w:r>
@@ -12515,7 +12553,23 @@
         <w:ind w:hanging="720"/>
       </w:pPr>
       <w:r>
-        <w:t xml:space="preserve">Клонировать репозиторий с проектом на целевую машину с помощью Git: git </w:t>
+        <w:t xml:space="preserve">Клонировать репозиторий с проектом на целевую машину с помощью </w:t>
+      </w:r>
+      <w:proofErr w:type="spellStart"/>
+      <w:r>
+        <w:t>Git</w:t>
+      </w:r>
+      <w:proofErr w:type="spellEnd"/>
+      <w:r>
+        <w:t xml:space="preserve">: </w:t>
+      </w:r>
+      <w:proofErr w:type="spellStart"/>
+      <w:r>
+        <w:t>git</w:t>
+      </w:r>
+      <w:proofErr w:type="spellEnd"/>
+      <w:r>
+        <w:t xml:space="preserve"> </w:t>
       </w:r>
       <w:proofErr w:type="spellStart"/>
       <w:r>
@@ -12544,19 +12598,11 @@
       </w:r>
       <w:proofErr w:type="spellEnd"/>
       <w:r>
-        <w:t xml:space="preserve"> remote-</w:t>
-      </w:r>
-      <w:proofErr w:type="spellStart"/>
-      <w:r>
-        <w:t>ordering</w:t>
-      </w:r>
-      <w:proofErr w:type="spellEnd"/>
-      <w:r>
-        <w:t>-</w:t>
-      </w:r>
-      <w:proofErr w:type="spellStart"/>
-      <w:r>
-        <w:t>of-certificates</w:t>
+        <w:t xml:space="preserve"> </w:t>
+      </w:r>
+      <w:proofErr w:type="spellStart"/>
+      <w:r>
+        <w:t>remote-ordering-of-certificates</w:t>
       </w:r>
       <w:proofErr w:type="spellEnd"/>
       <w:r>
@@ -13007,7 +13053,24 @@
         <w:pStyle w:val="ae"/>
       </w:pPr>
       <w:r>
-        <w:t xml:space="preserve">Процесс обновления системы до новой версии также стандартизирован. Он включает в себя получение последних изменений из репозитория и </w:t>
+        <w:t>Процесс обновления системы до новой версии также стандартизирован</w:t>
+      </w:r>
+      <w:r>
+        <w:t xml:space="preserve"> </w:t>
+      </w:r>
+      <w:r>
+        <w:t xml:space="preserve">и спроектирован так, чтобы обеспечить плавный и безопасный переход без риска конфликтов или потери </w:t>
+      </w:r>
+      <w:proofErr w:type="gramStart"/>
+      <w:r>
+        <w:t>данных.</w:t>
+      </w:r>
+      <w:r>
+        <w:t>.</w:t>
+      </w:r>
+      <w:proofErr w:type="gramEnd"/>
+      <w:r>
+        <w:t xml:space="preserve"> Он включает в себя получение последних изменений из репозитория и </w:t>
       </w:r>
       <w:proofErr w:type="spellStart"/>
       <w:r>
@@ -13039,13 +13102,31 @@
         <w:ind w:hanging="720"/>
       </w:pPr>
       <w:r>
-        <w:t>Получить последнюю версию кода</w:t>
-      </w:r>
-      <w:r>
-        <w:t xml:space="preserve">: </w:t>
-      </w:r>
-      <w:r>
-        <w:t>git pull</w:t>
+        <w:t xml:space="preserve">Остановить и удалить текущие контейнеры: </w:t>
+      </w:r>
+      <w:r>
+        <w:rPr>
+          <w:lang w:val="en-US"/>
+        </w:rPr>
+        <w:t>docker</w:t>
+      </w:r>
+      <w:r>
+        <w:t>-</w:t>
+      </w:r>
+      <w:r>
+        <w:rPr>
+          <w:lang w:val="en-US"/>
+        </w:rPr>
+        <w:t>compose</w:t>
+      </w:r>
+      <w:r>
+        <w:t xml:space="preserve"> </w:t>
+      </w:r>
+      <w:r>
+        <w:rPr>
+          <w:lang w:val="en-US"/>
+        </w:rPr>
+        <w:t>down</w:t>
       </w:r>
       <w:r>
         <w:t>.</w:t>
@@ -13064,14 +13145,14 @@
         <w:ind w:hanging="720"/>
       </w:pPr>
       <w:r>
-        <w:t>Пересобрать образы с учетом изменений</w:t>
+        <w:t>Получить последнюю версию кода</w:t>
       </w:r>
       <w:r>
         <w:t xml:space="preserve">: </w:t>
       </w:r>
       <w:proofErr w:type="spellStart"/>
       <w:r>
-        <w:t>docker-compose</w:t>
+        <w:t>git</w:t>
       </w:r>
       <w:proofErr w:type="spellEnd"/>
       <w:r>
@@ -13079,7 +13160,7 @@
       </w:r>
       <w:proofErr w:type="spellStart"/>
       <w:r>
-        <w:t>build</w:t>
+        <w:t>pull</w:t>
       </w:r>
       <w:proofErr w:type="spellEnd"/>
       <w:r>
@@ -13099,6 +13180,41 @@
         <w:ind w:hanging="720"/>
       </w:pPr>
       <w:r>
+        <w:t>Пересобрать образы с учетом изменений</w:t>
+      </w:r>
+      <w:r>
+        <w:t xml:space="preserve">: </w:t>
+      </w:r>
+      <w:proofErr w:type="spellStart"/>
+      <w:r>
+        <w:t>docker-compose</w:t>
+      </w:r>
+      <w:proofErr w:type="spellEnd"/>
+      <w:r>
+        <w:t xml:space="preserve"> </w:t>
+      </w:r>
+      <w:proofErr w:type="spellStart"/>
+      <w:r>
+        <w:t>build</w:t>
+      </w:r>
+      <w:proofErr w:type="spellEnd"/>
+      <w:r>
+        <w:t>.</w:t>
+      </w:r>
+    </w:p>
+    <w:p>
+      <w:pPr>
+        <w:pStyle w:val="ae"/>
+        <w:numPr>
+          <w:ilvl w:val="0"/>
+          <w:numId w:val="35"/>
+        </w:numPr>
+        <w:tabs>
+          <w:tab w:val="left" w:pos="1276"/>
+        </w:tabs>
+        <w:ind w:hanging="720"/>
+      </w:pPr>
+      <w:r>
         <w:t>Перезапустить сервисы с новыми образами</w:t>
       </w:r>
       <w:r>
@@ -13130,6 +13246,12 @@
       </w:pPr>
       <w:r>
         <w:t>Этот процесс гарантирует, что все компоненты системы будут обновлены согласованно, без необходимости ручной перенастройки или миграции данных.</w:t>
+      </w:r>
+      <w:r>
+        <w:t xml:space="preserve"> З</w:t>
+      </w:r>
+      <w:r>
+        <w:t>апуск будет произведен в чистом окружении, что исключает возникновение ошибок, связанных с сосуществованием разных версий приложения.</w:t>
       </w:r>
     </w:p>
     <w:p>
@@ -13329,6 +13451,31 @@
       </w:pPr>
       <w:r>
         <w:t>Система не требует постоянного подключения к сети Интернет для своей работы (только для первоначальной загрузки базовых образов) и может успешно функционировать в полностью автономном режиме в рамках локальной сети университета.</w:t>
+      </w:r>
+    </w:p>
+    <w:p>
+      <w:pPr>
+        <w:pStyle w:val="ae"/>
+      </w:pPr>
+      <w:r>
+        <w:t xml:space="preserve">Для контроля за состоянием системы не требуется внедрение сложных инструментов мониторинга на уровне самого приложения. Архитектура </w:t>
+      </w:r>
+      <w:proofErr w:type="spellStart"/>
+      <w:r>
+        <w:t>микросервиса</w:t>
+      </w:r>
+      <w:proofErr w:type="spellEnd"/>
+      <w:r>
+        <w:t xml:space="preserve"> имеет предсказуемый профиль нагрузки, поэтому для обеспечения стабильной эксплуатации достаточно отслеживать стандартные метрики производительности хост-машины (сервера), на которой развернуты </w:t>
+      </w:r>
+      <w:proofErr w:type="spellStart"/>
+      <w:r>
+        <w:lastRenderedPageBreak/>
+        <w:t>Docker</w:t>
+      </w:r>
+      <w:proofErr w:type="spellEnd"/>
+      <w:r>
+        <w:t>-контейнеры: загрузку центрального процессора (CPU), использование оперативной памяти (RAM) и наличие свободного дискового пространства.</w:t>
       </w:r>
     </w:p>
     <w:p>
@@ -18335,7 +18482,7 @@
         <w:rFonts w:ascii="Symbol" w:hAnsi="Symbol" w:hint="default"/>
       </w:rPr>
     </w:lvl>
-    <w:lvl w:ilvl="1" w:tplc="04190003" w:tentative="1">
+    <w:lvl w:ilvl="1" w:tplc="04190003">
       <w:start w:val="1"/>
       <w:numFmt w:val="bullet"/>
       <w:lvlText w:val="o"/>

--- a/Документации/Замостьянов_ИДБ_22_05_курсовой_проект.docx
+++ b/Документации/Замостьянов_ИДБ_22_05_курсовой_проект.docx
@@ -3262,7 +3262,7 @@
                 <w:noProof/>
                 <w:webHidden/>
               </w:rPr>
-              <w:t>29</w:t>
+              <w:t>31</w:t>
             </w:r>
             <w:r>
               <w:rPr>
@@ -3330,7 +3330,7 @@
                 <w:noProof/>
                 <w:webHidden/>
               </w:rPr>
-              <w:t>30</w:t>
+              <w:t>32</w:t>
             </w:r>
             <w:r>
               <w:rPr>
@@ -3398,7 +3398,7 @@
                 <w:noProof/>
                 <w:webHidden/>
               </w:rPr>
-              <w:t>32</w:t>
+              <w:t>34</w:t>
             </w:r>
             <w:r>
               <w:rPr>
@@ -3466,7 +3466,7 @@
                 <w:noProof/>
                 <w:webHidden/>
               </w:rPr>
-              <w:t>33</w:t>
+              <w:t>35</w:t>
             </w:r>
             <w:r>
               <w:rPr>
@@ -3526,7 +3526,7 @@
               <w:rPr>
                 <w:webHidden/>
               </w:rPr>
-              <w:t>35</w:t>
+              <w:t>38</w:t>
             </w:r>
             <w:r>
               <w:rPr>
@@ -3585,7 +3585,7 @@
               <w:rPr>
                 <w:webHidden/>
               </w:rPr>
-              <w:t>39</w:t>
+              <w:t>42</w:t>
             </w:r>
             <w:r>
               <w:rPr>
@@ -3653,7 +3653,7 @@
                 <w:noProof/>
                 <w:webHidden/>
               </w:rPr>
-              <w:t>39</w:t>
+              <w:t>42</w:t>
             </w:r>
             <w:r>
               <w:rPr>
@@ -3721,7 +3721,7 @@
                 <w:noProof/>
                 <w:webHidden/>
               </w:rPr>
-              <w:t>39</w:t>
+              <w:t>42</w:t>
             </w:r>
             <w:r>
               <w:rPr>
@@ -3789,7 +3789,7 @@
                 <w:noProof/>
                 <w:webHidden/>
               </w:rPr>
-              <w:t>40</w:t>
+              <w:t>43</w:t>
             </w:r>
             <w:r>
               <w:rPr>
@@ -3857,7 +3857,7 @@
                 <w:noProof/>
                 <w:webHidden/>
               </w:rPr>
-              <w:t>41</w:t>
+              <w:t>44</w:t>
             </w:r>
             <w:r>
               <w:rPr>
@@ -3925,7 +3925,7 @@
                 <w:noProof/>
                 <w:webHidden/>
               </w:rPr>
-              <w:t>41</w:t>
+              <w:t>44</w:t>
             </w:r>
             <w:r>
               <w:rPr>
@@ -3985,7 +3985,7 @@
               <w:rPr>
                 <w:webHidden/>
               </w:rPr>
-              <w:t>42</w:t>
+              <w:t>45</w:t>
             </w:r>
             <w:r>
               <w:rPr>
@@ -4060,7 +4060,7 @@
                 <w:bCs/>
                 <w:webHidden/>
               </w:rPr>
-              <w:t>44</w:t>
+              <w:t>47</w:t>
             </w:r>
             <w:r>
               <w:rPr>
@@ -8408,7 +8408,15 @@
         <w:pStyle w:val="ae"/>
       </w:pPr>
       <w:r>
-        <w:t xml:space="preserve">Для обеспечения надежного и структурированного хранения данных была спроектирована реляционная модель, отражающая ключевые сущности предметной области. Эта модель, реализованная с использованием подхода </w:t>
+        <w:t xml:space="preserve">Для обеспечения надежного и структурированного хранения данных была спроектирована физическая модель базы данных, реализованная в СУБД </w:t>
+      </w:r>
+      <w:proofErr w:type="spellStart"/>
+      <w:r>
+        <w:t>PostgreSQL</w:t>
+      </w:r>
+      <w:proofErr w:type="spellEnd"/>
+      <w:r>
+        <w:t xml:space="preserve"> 15. Данная модель является результатом применения подхода </w:t>
       </w:r>
       <w:proofErr w:type="spellStart"/>
       <w:r>
@@ -8416,23 +8424,21 @@
       </w:r>
       <w:proofErr w:type="spellEnd"/>
       <w:r>
-        <w:t xml:space="preserve"> Framework Code First, служит основой для физической структуры таблиц в СУБД </w:t>
-      </w:r>
-      <w:proofErr w:type="spellStart"/>
-      <w:r>
-        <w:t>PostgreSQL</w:t>
-      </w:r>
-      <w:proofErr w:type="spellEnd"/>
-      <w:r>
-        <w:t>.</w:t>
-      </w:r>
-    </w:p>
-    <w:p>
-      <w:pPr>
-        <w:pStyle w:val="ae"/>
-      </w:pPr>
-      <w:r>
-        <w:t>На рисунке 2.4 представлена UML-диаграмма классов, иллюстрирующая схему данных доменного слоя.</w:t>
+        <w:t xml:space="preserve"> Framework Code First, при котором структура таблиц генерируется на основе классов доменного слоя.</w:t>
+      </w:r>
+    </w:p>
+    <w:p>
+      <w:pPr>
+        <w:pStyle w:val="ae"/>
+      </w:pPr>
+      <w:r>
+        <w:t xml:space="preserve">На рисунке 2.4 представлена диаграмма, иллюстрирующая </w:t>
+      </w:r>
+      <w:r>
+        <w:t xml:space="preserve">физическую </w:t>
+      </w:r>
+      <w:r>
+        <w:t>схему данных.</w:t>
       </w:r>
     </w:p>
     <w:p>
@@ -8450,11 +8456,12 @@
         <w:rPr>
           <w:noProof/>
         </w:rPr>
+        <w:lastRenderedPageBreak/>
         <w:drawing>
-          <wp:inline distT="0" distB="0" distL="0" distR="0" wp14:anchorId="5B6B3011" wp14:editId="38346463">
-            <wp:extent cx="2691035" cy="3333750"/>
+          <wp:inline distT="0" distB="0" distL="0" distR="0" wp14:anchorId="39C710AF" wp14:editId="36D95DA4">
+            <wp:extent cx="3242930" cy="4235406"/>
             <wp:effectExtent l="0" t="0" r="0" b="0"/>
-            <wp:docPr id="4" name="Рисунок 4"/>
+            <wp:docPr id="8" name="Рисунок 8"/>
             <wp:cNvGraphicFramePr>
               <a:graphicFrameLocks xmlns:a="http://schemas.openxmlformats.org/drawingml/2006/main" noChangeAspect="1"/>
             </wp:cNvGraphicFramePr>
@@ -8462,7 +8469,7 @@
               <a:graphicData uri="http://schemas.openxmlformats.org/drawingml/2006/picture">
                 <pic:pic xmlns:pic="http://schemas.openxmlformats.org/drawingml/2006/picture">
                   <pic:nvPicPr>
-                    <pic:cNvPr id="0" name="Picture 5"/>
+                    <pic:cNvPr id="0" name="Picture 8"/>
                     <pic:cNvPicPr>
                       <a:picLocks noChangeAspect="1" noChangeArrowheads="1"/>
                     </pic:cNvPicPr>
@@ -8483,7 +8490,7 @@
                   <pic:spPr bwMode="auto">
                     <a:xfrm>
                       <a:off x="0" y="0"/>
-                      <a:ext cx="2723566" cy="3374050"/>
+                      <a:ext cx="3282777" cy="4287447"/>
                     </a:xfrm>
                     <a:prstGeom prst="rect">
                       <a:avLst/>
@@ -8500,14 +8507,766 @@
         </w:drawing>
       </w:r>
       <w:r>
+        <w:br/>
+        <w:t xml:space="preserve">Рис. 2.4. </w:t>
+      </w:r>
+      <w:r>
+        <w:t>UML</w:t>
+      </w:r>
+      <w:r>
+        <w:t>-</w:t>
+      </w:r>
+      <w:r>
+        <w:t xml:space="preserve">диаграмма </w:t>
+      </w:r>
+      <w:r>
+        <w:t>базы данных</w:t>
+      </w:r>
+    </w:p>
+    <w:p>
+      <w:pPr>
+        <w:pStyle w:val="ae"/>
+      </w:pPr>
+      <w:r>
+        <w:t>Модель данных включает в себя следующие основные компоненты:</w:t>
+      </w:r>
+    </w:p>
+    <w:p>
+      <w:pPr>
+        <w:pStyle w:val="ae"/>
+        <w:numPr>
+          <w:ilvl w:val="0"/>
+          <w:numId w:val="17"/>
+        </w:numPr>
+        <w:ind w:left="1248" w:hanging="539"/>
+      </w:pPr>
+      <w:proofErr w:type="spellStart"/>
+      <w:r>
+        <w:t>RequestInformation</w:t>
+      </w:r>
+      <w:proofErr w:type="spellEnd"/>
+      <w:r>
+        <w:t xml:space="preserve"> (</w:t>
+      </w:r>
+      <w:r>
+        <w:t>и</w:t>
+      </w:r>
+      <w:r>
+        <w:t xml:space="preserve">нформация о заявке). Это центральная </w:t>
+      </w:r>
+      <w:r>
+        <w:t>таблица</w:t>
+      </w:r>
+      <w:r>
+        <w:t xml:space="preserve">, хранящая всю атрибутивную информацию о заявке на справку. Она включает </w:t>
+      </w:r>
+      <w:r>
+        <w:t>следующие столбцы</w:t>
+      </w:r>
+      <w:r>
+        <w:t>:</w:t>
+      </w:r>
+    </w:p>
+    <w:p>
+      <w:pPr>
+        <w:pStyle w:val="a3"/>
+        <w:numPr>
+          <w:ilvl w:val="0"/>
+          <w:numId w:val="18"/>
+        </w:numPr>
+        <w:ind w:left="1815" w:hanging="539"/>
+      </w:pPr>
+      <w:proofErr w:type="spellStart"/>
+      <w:r>
+        <w:t>Id</w:t>
+      </w:r>
+      <w:proofErr w:type="spellEnd"/>
+      <w:r>
+        <w:t xml:space="preserve">: </w:t>
+      </w:r>
+      <w:r>
+        <w:t>Первичный ключ (PK) типа UUID (v4), обеспечивающий глобальную уникальность каждой записи</w:t>
+      </w:r>
+      <w:r>
+        <w:t>;</w:t>
+      </w:r>
+    </w:p>
+    <w:p>
+      <w:pPr>
+        <w:pStyle w:val="a3"/>
+        <w:numPr>
+          <w:ilvl w:val="0"/>
+          <w:numId w:val="18"/>
+        </w:numPr>
+        <w:ind w:left="1815" w:hanging="539"/>
+      </w:pPr>
+      <w:proofErr w:type="spellStart"/>
+      <w:r>
+        <w:t>StudentId</w:t>
+      </w:r>
+      <w:proofErr w:type="spellEnd"/>
+      <w:r>
+        <w:t xml:space="preserve">: </w:t>
+      </w:r>
+      <w:r>
+        <w:t xml:space="preserve">Идентификатор студента, тип </w:t>
+      </w:r>
+      <w:proofErr w:type="spellStart"/>
+      <w:r>
+        <w:t>BigInt</w:t>
+      </w:r>
+      <w:proofErr w:type="spellEnd"/>
+      <w:r>
+        <w:t>;</w:t>
+      </w:r>
+    </w:p>
+    <w:p>
+      <w:pPr>
+        <w:pStyle w:val="a3"/>
+        <w:numPr>
+          <w:ilvl w:val="0"/>
+          <w:numId w:val="18"/>
+        </w:numPr>
+        <w:ind w:left="1815" w:hanging="539"/>
+      </w:pPr>
+      <w:proofErr w:type="spellStart"/>
+      <w:r>
+        <w:t>FullName</w:t>
+      </w:r>
+      <w:proofErr w:type="spellEnd"/>
+      <w:r>
+        <w:t xml:space="preserve">, </w:t>
+      </w:r>
+      <w:proofErr w:type="spellStart"/>
+      <w:r>
+        <w:rPr>
+          <w:lang w:val="en-US"/>
+        </w:rPr>
+        <w:t>FilePath</w:t>
+      </w:r>
+      <w:proofErr w:type="spellEnd"/>
+      <w:r>
+        <w:t xml:space="preserve">: Текстовые данные, тип </w:t>
+      </w:r>
+      <w:proofErr w:type="gramStart"/>
+      <w:r>
+        <w:rPr>
+          <w:lang w:val="en-US"/>
+        </w:rPr>
+        <w:t>Text</w:t>
+      </w:r>
+      <w:r>
+        <w:t xml:space="preserve"> ;</w:t>
+      </w:r>
+      <w:proofErr w:type="gramEnd"/>
+      <w:r>
+        <w:t xml:space="preserve"> </w:t>
+      </w:r>
+    </w:p>
+    <w:p>
+      <w:pPr>
+        <w:pStyle w:val="a3"/>
+        <w:numPr>
+          <w:ilvl w:val="0"/>
+          <w:numId w:val="18"/>
+        </w:numPr>
+        <w:ind w:left="1815" w:hanging="539"/>
+      </w:pPr>
+      <w:proofErr w:type="spellStart"/>
+      <w:r>
+        <w:t>Course</w:t>
+      </w:r>
+      <w:proofErr w:type="spellEnd"/>
+      <w:r>
+        <w:t xml:space="preserve">: </w:t>
+      </w:r>
+      <w:r>
+        <w:t xml:space="preserve">Курс обучения, тип </w:t>
+      </w:r>
+      <w:proofErr w:type="spellStart"/>
+      <w:r>
+        <w:t>Integer</w:t>
+      </w:r>
+      <w:proofErr w:type="spellEnd"/>
+      <w:r>
+        <w:t>;</w:t>
+      </w:r>
+    </w:p>
+    <w:p>
+      <w:pPr>
+        <w:pStyle w:val="a3"/>
+        <w:numPr>
+          <w:ilvl w:val="0"/>
+          <w:numId w:val="18"/>
+        </w:numPr>
+        <w:ind w:left="1815" w:hanging="539"/>
+      </w:pPr>
+      <w:proofErr w:type="spellStart"/>
+      <w:r>
+        <w:t>CreationDate</w:t>
+      </w:r>
+      <w:proofErr w:type="spellEnd"/>
+      <w:r>
+        <w:t xml:space="preserve">: </w:t>
+      </w:r>
+      <w:r>
+        <w:t xml:space="preserve">Дата и время создания заявки, тип </w:t>
+      </w:r>
+      <w:proofErr w:type="spellStart"/>
+      <w:r>
+        <w:t>Timestamp</w:t>
+      </w:r>
+      <w:proofErr w:type="spellEnd"/>
+      <w:r>
+        <w:t xml:space="preserve"> (UTC) для хранения времени в универсальном формате</w:t>
+      </w:r>
+      <w:r>
+        <w:t>;</w:t>
+      </w:r>
+    </w:p>
+    <w:p>
+      <w:pPr>
+        <w:pStyle w:val="a3"/>
+        <w:numPr>
+          <w:ilvl w:val="0"/>
+          <w:numId w:val="18"/>
+        </w:numPr>
+        <w:ind w:left="1815" w:hanging="539"/>
+      </w:pPr>
+      <w:proofErr w:type="spellStart"/>
+      <w:r>
+        <w:t>ReceivingFormat</w:t>
+      </w:r>
+      <w:proofErr w:type="spellEnd"/>
+      <w:r>
+        <w:t xml:space="preserve">, </w:t>
+      </w:r>
+      <w:proofErr w:type="spellStart"/>
+      <w:r>
+        <w:t>Status</w:t>
+      </w:r>
+      <w:proofErr w:type="spellEnd"/>
+      <w:r>
+        <w:t xml:space="preserve">, </w:t>
+      </w:r>
+      <w:proofErr w:type="spellStart"/>
+      <w:r>
+        <w:t>OneCStatus</w:t>
+      </w:r>
+      <w:proofErr w:type="spellEnd"/>
+      <w:r>
+        <w:t>: Поля, использующие перечисления для хранения формата получения, общего статуса заявки и статуса обработки в 1С соответственно.</w:t>
+      </w:r>
+    </w:p>
+    <w:p>
+      <w:pPr>
+        <w:pStyle w:val="ae"/>
+        <w:numPr>
+          <w:ilvl w:val="0"/>
+          <w:numId w:val="17"/>
+        </w:numPr>
+        <w:ind w:left="1248" w:hanging="539"/>
+      </w:pPr>
+      <w:proofErr w:type="spellStart"/>
+      <w:r>
+        <w:lastRenderedPageBreak/>
+        <w:t>StudentRequest</w:t>
+      </w:r>
+      <w:proofErr w:type="spellEnd"/>
+      <w:r>
+        <w:t xml:space="preserve"> (</w:t>
+      </w:r>
+      <w:r>
+        <w:t>з</w:t>
+      </w:r>
+      <w:r>
+        <w:t xml:space="preserve">аявка студента). </w:t>
+      </w:r>
+      <w:r>
+        <w:t xml:space="preserve">Таблица, устанавливающая связь между студентом и его заявкой. Содержит первичный ключ </w:t>
+      </w:r>
+      <w:proofErr w:type="spellStart"/>
+      <w:r>
+        <w:t>Id</w:t>
+      </w:r>
+      <w:proofErr w:type="spellEnd"/>
+      <w:r>
+        <w:t xml:space="preserve"> и внешний ключ (FK) </w:t>
+      </w:r>
+      <w:proofErr w:type="spellStart"/>
+      <w:r>
+        <w:t>RequestId</w:t>
+      </w:r>
+      <w:proofErr w:type="spellEnd"/>
+      <w:r>
+        <w:t xml:space="preserve">, который ссылается на соответствующую запись в таблице </w:t>
+      </w:r>
+      <w:proofErr w:type="spellStart"/>
+      <w:r>
+        <w:t>RequestInformation</w:t>
+      </w:r>
+      <w:proofErr w:type="spellEnd"/>
+      <w:r>
+        <w:t>. Между таблицами установлена связь «один-к-одному».</w:t>
+      </w:r>
+    </w:p>
+    <w:p>
+      <w:pPr>
+        <w:pStyle w:val="ae"/>
+        <w:numPr>
+          <w:ilvl w:val="0"/>
+          <w:numId w:val="17"/>
+        </w:numPr>
+        <w:ind w:left="1248" w:hanging="539"/>
+      </w:pPr>
+      <w:r>
+        <w:t>Маппинг перечислений (</w:t>
+      </w:r>
+      <w:proofErr w:type="spellStart"/>
+      <w:r>
+        <w:t>Enum</w:t>
+      </w:r>
+      <w:proofErr w:type="spellEnd"/>
+      <w:r>
+        <w:t xml:space="preserve"> </w:t>
+      </w:r>
+      <w:proofErr w:type="spellStart"/>
+      <w:r>
+        <w:t>Mapping</w:t>
+      </w:r>
+      <w:proofErr w:type="spellEnd"/>
+      <w:r>
+        <w:t xml:space="preserve">). </w:t>
+      </w:r>
+      <w:r>
+        <w:t>Для эффективного хранения и индексации C#-перечисления (</w:t>
+      </w:r>
+      <w:proofErr w:type="spellStart"/>
+      <w:r>
+        <w:t>RequestStatus</w:t>
+      </w:r>
+      <w:proofErr w:type="spellEnd"/>
+      <w:r>
+        <w:t xml:space="preserve">, </w:t>
+      </w:r>
+      <w:proofErr w:type="spellStart"/>
+      <w:r>
+        <w:t>ReceivingFormat</w:t>
+      </w:r>
+      <w:proofErr w:type="spellEnd"/>
+      <w:r>
+        <w:t xml:space="preserve">, </w:t>
+      </w:r>
+      <w:proofErr w:type="spellStart"/>
+      <w:r>
+        <w:t>OneCStatus</w:t>
+      </w:r>
+      <w:proofErr w:type="spellEnd"/>
+      <w:r>
+        <w:t>) сопоставляются (</w:t>
+      </w:r>
+      <w:proofErr w:type="spellStart"/>
+      <w:r>
+        <w:t>маппятся</w:t>
+      </w:r>
+      <w:proofErr w:type="spellEnd"/>
+      <w:r>
+        <w:t>) с целочисленными значениями (</w:t>
+      </w:r>
+      <w:proofErr w:type="spellStart"/>
+      <w:r>
+        <w:t>Integer</w:t>
+      </w:r>
+      <w:proofErr w:type="spellEnd"/>
+      <w:r>
+        <w:t xml:space="preserve">) в базе данных. </w:t>
+      </w:r>
+      <w:r>
+        <w:t>Например</w:t>
+      </w:r>
+      <w:r>
+        <w:t>:</w:t>
+      </w:r>
+    </w:p>
+    <w:p>
+      <w:pPr>
+        <w:pStyle w:val="a3"/>
+        <w:numPr>
+          <w:ilvl w:val="0"/>
+          <w:numId w:val="19"/>
+        </w:numPr>
+        <w:ind w:left="1815" w:hanging="539"/>
+        <w:rPr>
+          <w:lang w:val="en-US"/>
+        </w:rPr>
+      </w:pPr>
+      <w:proofErr w:type="spellStart"/>
+      <w:r>
+        <w:rPr>
+          <w:lang w:val="en-US"/>
+        </w:rPr>
+        <w:t>RequestStatus</w:t>
+      </w:r>
+      <w:proofErr w:type="spellEnd"/>
+      <w:r>
+        <w:rPr>
+          <w:lang w:val="en-US"/>
+        </w:rPr>
+        <w:t xml:space="preserve">: </w:t>
+      </w:r>
+      <w:r>
+        <w:t>о</w:t>
+      </w:r>
+      <w:r>
+        <w:t>пределяет</w:t>
+      </w:r>
+      <w:r>
+        <w:rPr>
+          <w:lang w:val="en-US"/>
+        </w:rPr>
+        <w:t xml:space="preserve"> </w:t>
+      </w:r>
+      <w:r>
+        <w:t>жизненный</w:t>
+      </w:r>
+      <w:r>
+        <w:rPr>
+          <w:lang w:val="en-US"/>
+        </w:rPr>
+        <w:t xml:space="preserve"> </w:t>
+      </w:r>
+      <w:r>
+        <w:t>цикл</w:t>
+      </w:r>
+      <w:r>
+        <w:rPr>
+          <w:lang w:val="en-US"/>
+        </w:rPr>
+        <w:t xml:space="preserve"> </w:t>
+      </w:r>
+      <w:r>
+        <w:t>заявки</w:t>
+      </w:r>
+      <w:r>
+        <w:rPr>
+          <w:lang w:val="en-US"/>
+        </w:rPr>
+        <w:t xml:space="preserve"> (New</w:t>
+      </w:r>
+      <w:r>
+        <w:rPr>
+          <w:lang w:val="en-US"/>
+        </w:rPr>
+        <w:t xml:space="preserve"> (0)</w:t>
+      </w:r>
+      <w:r>
+        <w:rPr>
+          <w:lang w:val="en-US"/>
+        </w:rPr>
+        <w:t>, Processing</w:t>
+      </w:r>
+      <w:r>
+        <w:rPr>
+          <w:lang w:val="en-US"/>
+        </w:rPr>
+        <w:t xml:space="preserve"> (1)</w:t>
+      </w:r>
+      <w:r>
+        <w:rPr>
+          <w:lang w:val="en-US"/>
+        </w:rPr>
+        <w:t>, Completed</w:t>
+      </w:r>
+      <w:r>
+        <w:rPr>
+          <w:lang w:val="en-US"/>
+        </w:rPr>
+        <w:t xml:space="preserve"> (2)</w:t>
+      </w:r>
+      <w:r>
+        <w:rPr>
+          <w:lang w:val="en-US"/>
+        </w:rPr>
+        <w:t>, Rejected</w:t>
+      </w:r>
+      <w:r>
+        <w:rPr>
+          <w:lang w:val="en-US"/>
+        </w:rPr>
+        <w:t xml:space="preserve"> (3)</w:t>
+      </w:r>
+      <w:r>
+        <w:rPr>
+          <w:lang w:val="en-US"/>
+        </w:rPr>
+        <w:t>)</w:t>
+      </w:r>
+      <w:r>
+        <w:rPr>
+          <w:lang w:val="en-US"/>
+        </w:rPr>
+        <w:t>;</w:t>
+      </w:r>
+    </w:p>
+    <w:p>
+      <w:pPr>
+        <w:pStyle w:val="a3"/>
+        <w:numPr>
+          <w:ilvl w:val="0"/>
+          <w:numId w:val="19"/>
+        </w:numPr>
+        <w:ind w:left="1815" w:hanging="539"/>
+      </w:pPr>
+      <w:proofErr w:type="spellStart"/>
+      <w:r>
+        <w:t>ReceivingFormat</w:t>
+      </w:r>
+      <w:proofErr w:type="spellEnd"/>
+      <w:r>
+        <w:t xml:space="preserve">: </w:t>
+      </w:r>
+      <w:r>
+        <w:t>о</w:t>
+      </w:r>
+      <w:r>
+        <w:t>пределяет способ получения справки (</w:t>
+      </w:r>
+      <w:proofErr w:type="spellStart"/>
+      <w:r>
+        <w:t>InPerson</w:t>
+      </w:r>
+      <w:proofErr w:type="spellEnd"/>
+      <w:r>
+        <w:t xml:space="preserve"> (1)</w:t>
+      </w:r>
+      <w:r>
+        <w:t xml:space="preserve">, </w:t>
+      </w:r>
+      <w:proofErr w:type="spellStart"/>
+      <w:r>
+        <w:t>Remotely</w:t>
+      </w:r>
+      <w:proofErr w:type="spellEnd"/>
+      <w:r>
+        <w:t xml:space="preserve"> (2)</w:t>
+      </w:r>
+      <w:r>
+        <w:t>)</w:t>
+      </w:r>
+      <w:r>
+        <w:t>;</w:t>
+      </w:r>
+    </w:p>
+    <w:p>
+      <w:pPr>
+        <w:pStyle w:val="a3"/>
+        <w:numPr>
+          <w:ilvl w:val="0"/>
+          <w:numId w:val="18"/>
+        </w:numPr>
+        <w:ind w:left="1815" w:hanging="539"/>
+      </w:pPr>
+      <w:proofErr w:type="spellStart"/>
+      <w:r>
+        <w:t>OneCStatus</w:t>
+      </w:r>
+      <w:proofErr w:type="spellEnd"/>
+      <w:r>
+        <w:t xml:space="preserve">: </w:t>
+      </w:r>
+      <w:r>
+        <w:t>о</w:t>
+      </w:r>
+      <w:r>
+        <w:t>тслеживает статус обмена с системой 1С (</w:t>
+      </w:r>
+      <w:proofErr w:type="spellStart"/>
+      <w:r>
+        <w:t>Sent</w:t>
+      </w:r>
+      <w:proofErr w:type="spellEnd"/>
+      <w:r>
+        <w:t xml:space="preserve"> (0)</w:t>
+      </w:r>
+      <w:r>
+        <w:t xml:space="preserve">, </w:t>
+      </w:r>
+      <w:proofErr w:type="spellStart"/>
+      <w:r>
+        <w:t>Received</w:t>
+      </w:r>
+      <w:proofErr w:type="spellEnd"/>
+      <w:r>
+        <w:t xml:space="preserve"> (1)</w:t>
+      </w:r>
+      <w:r>
+        <w:t xml:space="preserve">, </w:t>
+      </w:r>
+      <w:proofErr w:type="spellStart"/>
+      <w:r>
+        <w:t>Error</w:t>
+      </w:r>
+      <w:proofErr w:type="spellEnd"/>
+      <w:r>
+        <w:t xml:space="preserve"> (2)</w:t>
+      </w:r>
+      <w:r>
+        <w:t>).</w:t>
+      </w:r>
+    </w:p>
+    <w:p>
+      <w:pPr>
+        <w:ind w:left="1276" w:firstLine="0"/>
+      </w:pPr>
+      <w:r>
+        <w:t>Такой подход является стандартной практикой при использовании ORM и обеспечивает целостность данных при хранении в реляционной СУБД.</w:t>
+      </w:r>
+    </w:p>
+    <w:p>
+      <w:pPr>
+        <w:pStyle w:val="ae"/>
+      </w:pPr>
+      <w:r>
+        <w:t>Ключевой особенностью схемы является связь «один-к-одному» (</w:t>
+      </w:r>
+      <w:proofErr w:type="spellStart"/>
+      <w:r>
+        <w:t>one-to-one</w:t>
+      </w:r>
+      <w:proofErr w:type="spellEnd"/>
+      <w:r>
+        <w:t xml:space="preserve">) между </w:t>
+      </w:r>
+      <w:proofErr w:type="spellStart"/>
+      <w:r>
+        <w:t>StudentRequest</w:t>
+      </w:r>
+      <w:proofErr w:type="spellEnd"/>
+      <w:r>
+        <w:t xml:space="preserve"> и </w:t>
+      </w:r>
+      <w:proofErr w:type="spellStart"/>
+      <w:r>
+        <w:t>RequestInformation</w:t>
+      </w:r>
+      <w:proofErr w:type="spellEnd"/>
+      <w:r>
+        <w:t>, которая логически объединяет идентификационные данные студента с полной информацией о его заявке.</w:t>
+      </w:r>
+    </w:p>
+    <w:p>
+      <w:pPr>
+        <w:pStyle w:val="ae"/>
+      </w:pPr>
+      <w:r>
+        <w:t xml:space="preserve">Данная физическая структура является нормализованной, использует оптимальные для </w:t>
+      </w:r>
+      <w:proofErr w:type="spellStart"/>
+      <w:r>
+        <w:t>PostgreSQL</w:t>
+      </w:r>
+      <w:proofErr w:type="spellEnd"/>
+      <w:r>
+        <w:t xml:space="preserve"> типы данных и обеспечивает как высокую производительность запросов, так и строгую целостность хранимой информации</w:t>
+      </w:r>
+      <w:r>
+        <w:t>.</w:t>
+      </w:r>
+    </w:p>
+    <w:p>
+      <w:pPr>
+        <w:pStyle w:val="1"/>
+      </w:pPr>
+      <w:r>
+        <w:lastRenderedPageBreak/>
+        <w:t xml:space="preserve"> </w:t>
+      </w:r>
+      <w:bookmarkStart w:id="26" w:name="_Toc215678401"/>
+      <w:r>
+        <w:t>Реализация</w:t>
+      </w:r>
+      <w:bookmarkEnd w:id="26"/>
+    </w:p>
+    <w:p>
+      <w:pPr>
+        <w:pStyle w:val="2"/>
+      </w:pPr>
+      <w:bookmarkStart w:id="27" w:name="_Toc215678402"/>
+      <w:r>
+        <w:t xml:space="preserve">Реализация </w:t>
+      </w:r>
+      <w:r>
+        <w:t>стартовой страницы и выбора роли</w:t>
+      </w:r>
+      <w:bookmarkEnd w:id="27"/>
+    </w:p>
+    <w:p>
+      <w:pPr>
+        <w:pStyle w:val="ae"/>
+      </w:pPr>
+      <w:r>
+        <w:t>Вход в информационную систему осуществляется через стартовый экран, который является начальной точкой входа для всех пользователей и отображается сразу после загрузки приложения в браузере.</w:t>
+      </w:r>
+    </w:p>
+    <w:p>
+      <w:pPr>
+        <w:pStyle w:val="ae"/>
+      </w:pPr>
+      <w:r>
+        <w:t xml:space="preserve">Интерфейс стартовой страницы </w:t>
+      </w:r>
+      <w:r>
+        <w:t>(Рис. 3.1)</w:t>
+      </w:r>
+      <w:r>
+        <w:t xml:space="preserve"> реализован с акцентом на простоту и интуитивность. Пользователю предлагается минималистичное меню, состоящее из двух ключевых опций, которые определяют дальнейший сценарий работы с системой:</w:t>
+      </w:r>
+    </w:p>
+    <w:p>
+      <w:pPr>
+        <w:pStyle w:val="a3"/>
+        <w:numPr>
+          <w:ilvl w:val="0"/>
+          <w:numId w:val="2"/>
+        </w:numPr>
+        <w:ind w:left="1248" w:hanging="539"/>
+      </w:pPr>
+      <w:r>
+        <w:t>«Я обучающийся» — для перехода в личный кабинет студента;</w:t>
+      </w:r>
+    </w:p>
+    <w:p>
+      <w:pPr>
+        <w:pStyle w:val="a3"/>
+        <w:numPr>
+          <w:ilvl w:val="0"/>
+          <w:numId w:val="2"/>
+        </w:numPr>
+        <w:ind w:left="1248" w:hanging="539"/>
+      </w:pPr>
+      <w:r>
+        <w:t>«Я администратор» — для перехода в панель управления администратора.</w:t>
+      </w:r>
+    </w:p>
+    <w:p>
+      <w:pPr>
+        <w:pStyle w:val="ae"/>
+      </w:pPr>
+    </w:p>
+    <w:p>
+      <w:pPr>
+        <w:pStyle w:val="ae"/>
+        <w:jc w:val="center"/>
+      </w:pPr>
+      <w:r>
         <w:rPr>
           <w:noProof/>
         </w:rPr>
         <w:drawing>
-          <wp:inline distT="0" distB="0" distL="0" distR="0" wp14:anchorId="39C710AF" wp14:editId="066F5F32">
-            <wp:extent cx="2472334" cy="3228975"/>
-            <wp:effectExtent l="0" t="0" r="4445" b="0"/>
-            <wp:docPr id="8" name="Рисунок 8"/>
+          <wp:inline distT="0" distB="0" distL="0" distR="0" wp14:anchorId="236D3FE3" wp14:editId="7D691325">
+            <wp:extent cx="5252484" cy="2514230"/>
+            <wp:effectExtent l="0" t="0" r="5715" b="635"/>
+            <wp:docPr id="1" name="Рисунок 1"/>
             <wp:cNvGraphicFramePr>
               <a:graphicFrameLocks xmlns:a="http://schemas.openxmlformats.org/drawingml/2006/main" noChangeAspect="1"/>
             </wp:cNvGraphicFramePr>
@@ -8515,36 +9274,23 @@
               <a:graphicData uri="http://schemas.openxmlformats.org/drawingml/2006/picture">
                 <pic:pic xmlns:pic="http://schemas.openxmlformats.org/drawingml/2006/picture">
                   <pic:nvPicPr>
-                    <pic:cNvPr id="0" name="Picture 8"/>
-                    <pic:cNvPicPr>
-                      <a:picLocks noChangeAspect="1" noChangeArrowheads="1"/>
-                    </pic:cNvPicPr>
+                    <pic:cNvPr id="1" name=""/>
+                    <pic:cNvPicPr/>
                   </pic:nvPicPr>
                   <pic:blipFill>
-                    <a:blip r:embed="rId18">
-                      <a:extLst>
-                        <a:ext uri="{28A0092B-C50C-407E-A947-70E740481C1C}">
-                          <a14:useLocalDpi xmlns:a14="http://schemas.microsoft.com/office/drawing/2010/main" val="0"/>
-                        </a:ext>
-                      </a:extLst>
-                    </a:blip>
-                    <a:srcRect/>
+                    <a:blip r:embed="rId18"/>
                     <a:stretch>
                       <a:fillRect/>
                     </a:stretch>
                   </pic:blipFill>
-                  <pic:spPr bwMode="auto">
+                  <pic:spPr>
                     <a:xfrm>
                       <a:off x="0" y="0"/>
-                      <a:ext cx="2496888" cy="3261043"/>
+                      <a:ext cx="5261681" cy="2518632"/>
                     </a:xfrm>
                     <a:prstGeom prst="rect">
                       <a:avLst/>
                     </a:prstGeom>
-                    <a:noFill/>
-                    <a:ln>
-                      <a:noFill/>
-                    </a:ln>
                   </pic:spPr>
                 </pic:pic>
               </a:graphicData>
@@ -8553,20 +9299,44 @@
         </w:drawing>
       </w:r>
       <w:r>
-        <w:br/>
-        <w:t xml:space="preserve">Рис. 2.4. </w:t>
-      </w:r>
-      <w:r>
-        <w:t>UML</w:t>
-      </w:r>
-      <w:r>
-        <w:t>-</w:t>
-      </w:r>
-      <w:r>
-        <w:t xml:space="preserve">диаграмма </w:t>
-      </w:r>
-      <w:r>
-        <w:t>базы данных</w:t>
+        <w:t xml:space="preserve">Рис. 3.1. </w:t>
+      </w:r>
+      <w:r>
+        <w:t>Стартовая страница системы</w:t>
+      </w:r>
+    </w:p>
+    <w:p>
+      <w:pPr>
+        <w:pStyle w:val="ae"/>
+      </w:pPr>
+    </w:p>
+    <w:p>
+      <w:pPr>
+        <w:pStyle w:val="ae"/>
+      </w:pPr>
+      <w:r>
+        <w:t xml:space="preserve">При выборе одной из ролей срабатывает система маршрутизации фреймворка </w:t>
+      </w:r>
+      <w:proofErr w:type="spellStart"/>
+      <w:r>
+        <w:t>Angular</w:t>
+      </w:r>
+      <w:proofErr w:type="spellEnd"/>
+      <w:r>
+        <w:t xml:space="preserve"> (</w:t>
+      </w:r>
+      <w:proofErr w:type="spellStart"/>
+      <w:proofErr w:type="gramStart"/>
+      <w:r>
+        <w:t>app.routes</w:t>
+      </w:r>
+      <w:proofErr w:type="gramEnd"/>
+      <w:r>
+        <w:t>.ts</w:t>
+      </w:r>
+      <w:proofErr w:type="spellEnd"/>
+      <w:r>
+        <w:t>). Пользователь мгновенно перенаправляется на соответствующую страницу (панель студента или панель администратора) без перезагрузки всей веб-страницы, что является особенностью одностраничных приложений (SPA).</w:t>
       </w:r>
     </w:p>
     <w:p>
@@ -8575,516 +9345,53 @@
       </w:pPr>
       <w:r>
         <w:lastRenderedPageBreak/>
-        <w:t>Модель данных включает в себя следующие основные компоненты:</w:t>
-      </w:r>
-    </w:p>
-    <w:p>
-      <w:pPr>
-        <w:pStyle w:val="ae"/>
-        <w:numPr>
-          <w:ilvl w:val="0"/>
-          <w:numId w:val="17"/>
-        </w:numPr>
-        <w:ind w:left="1248" w:hanging="539"/>
-      </w:pPr>
-      <w:proofErr w:type="spellStart"/>
-      <w:r>
-        <w:t>RequestInformation</w:t>
-      </w:r>
-      <w:proofErr w:type="spellEnd"/>
-      <w:r>
-        <w:t xml:space="preserve"> (</w:t>
-      </w:r>
-      <w:r>
-        <w:t>и</w:t>
-      </w:r>
-      <w:r>
-        <w:t>нформация о заявке). Это центральная сущность системы, хранящая всю атрибутивную информацию о заявке на справку. Она включает поля:</w:t>
-      </w:r>
-    </w:p>
-    <w:p>
-      <w:pPr>
-        <w:pStyle w:val="a3"/>
-        <w:numPr>
-          <w:ilvl w:val="0"/>
-          <w:numId w:val="18"/>
-        </w:numPr>
-        <w:ind w:left="1815" w:hanging="539"/>
-      </w:pPr>
-      <w:proofErr w:type="spellStart"/>
-      <w:r>
-        <w:t>Id</w:t>
-      </w:r>
-      <w:proofErr w:type="spellEnd"/>
-      <w:r>
-        <w:t xml:space="preserve">: </w:t>
-      </w:r>
-      <w:r>
-        <w:t xml:space="preserve">Первичный ключ (PK). В качестве типа используется UUID версии 4 (v4), который в C# представлен типом </w:t>
-      </w:r>
-      <w:proofErr w:type="spellStart"/>
-      <w:r>
-        <w:t>Guid</w:t>
-      </w:r>
-      <w:proofErr w:type="spellEnd"/>
-      <w:r>
-        <w:t>. Использование UUID v4, генерируемого на основе случайных чисел, обеспечивает глобальную уникальность каждой записи без зависимости от времени создания или аппаратного обеспечения;</w:t>
-      </w:r>
-    </w:p>
-    <w:p>
-      <w:pPr>
-        <w:pStyle w:val="a3"/>
-        <w:numPr>
-          <w:ilvl w:val="0"/>
-          <w:numId w:val="18"/>
-        </w:numPr>
-        <w:ind w:left="1815" w:hanging="539"/>
-      </w:pPr>
-      <w:proofErr w:type="spellStart"/>
-      <w:r>
-        <w:t>StudentId</w:t>
-      </w:r>
-      <w:proofErr w:type="spellEnd"/>
-      <w:r>
-        <w:t>: Идентификатор студента</w:t>
-      </w:r>
-      <w:r>
-        <w:t>;</w:t>
-      </w:r>
-    </w:p>
-    <w:p>
-      <w:pPr>
-        <w:pStyle w:val="a3"/>
-        <w:numPr>
-          <w:ilvl w:val="0"/>
-          <w:numId w:val="18"/>
-        </w:numPr>
-        <w:ind w:left="1815" w:hanging="539"/>
-      </w:pPr>
-      <w:proofErr w:type="spellStart"/>
-      <w:r>
-        <w:t>FullName</w:t>
-      </w:r>
-      <w:proofErr w:type="spellEnd"/>
-      <w:r>
-        <w:t xml:space="preserve">, </w:t>
-      </w:r>
-      <w:proofErr w:type="spellStart"/>
-      <w:r>
-        <w:t>Course</w:t>
-      </w:r>
-      <w:proofErr w:type="spellEnd"/>
-      <w:r>
-        <w:t>: Персональные данные студента</w:t>
-      </w:r>
-      <w:r>
-        <w:t>;</w:t>
-      </w:r>
-    </w:p>
-    <w:p>
-      <w:pPr>
-        <w:pStyle w:val="a3"/>
-        <w:numPr>
-          <w:ilvl w:val="0"/>
-          <w:numId w:val="18"/>
-        </w:numPr>
-        <w:ind w:left="1815" w:hanging="539"/>
-      </w:pPr>
-      <w:proofErr w:type="spellStart"/>
-      <w:r>
-        <w:t>CreationDate</w:t>
-      </w:r>
-      <w:proofErr w:type="spellEnd"/>
-      <w:r>
-        <w:t>: Дата и время создания заявки</w:t>
-      </w:r>
-      <w:r>
-        <w:t>;</w:t>
-      </w:r>
-    </w:p>
-    <w:p>
-      <w:pPr>
-        <w:pStyle w:val="a3"/>
-        <w:numPr>
-          <w:ilvl w:val="0"/>
-          <w:numId w:val="18"/>
-        </w:numPr>
-        <w:ind w:left="1815" w:hanging="539"/>
-      </w:pPr>
-      <w:proofErr w:type="spellStart"/>
-      <w:r>
-        <w:t>FilePath</w:t>
-      </w:r>
-      <w:proofErr w:type="spellEnd"/>
-      <w:r>
-        <w:t>: Путь к файлу готовой справки; является необязательным (</w:t>
-      </w:r>
-      <w:proofErr w:type="spellStart"/>
-      <w:r>
-        <w:t>Nullable</w:t>
-      </w:r>
-      <w:proofErr w:type="spellEnd"/>
-      <w:r>
-        <w:t>) до момента завершения обработки</w:t>
-      </w:r>
-      <w:r>
-        <w:t>;</w:t>
-      </w:r>
-    </w:p>
-    <w:p>
-      <w:pPr>
-        <w:pStyle w:val="a3"/>
-        <w:numPr>
-          <w:ilvl w:val="0"/>
-          <w:numId w:val="18"/>
-        </w:numPr>
-        <w:ind w:left="1815" w:hanging="539"/>
-      </w:pPr>
-      <w:proofErr w:type="spellStart"/>
-      <w:r>
-        <w:t>ReceivingFormat</w:t>
-      </w:r>
-      <w:proofErr w:type="spellEnd"/>
-      <w:r>
-        <w:t xml:space="preserve">, </w:t>
-      </w:r>
-      <w:proofErr w:type="spellStart"/>
-      <w:r>
-        <w:t>Status</w:t>
-      </w:r>
-      <w:proofErr w:type="spellEnd"/>
-      <w:r>
-        <w:t xml:space="preserve">, </w:t>
-      </w:r>
-      <w:proofErr w:type="spellStart"/>
-      <w:r>
-        <w:t>OneCStatus</w:t>
-      </w:r>
-      <w:proofErr w:type="spellEnd"/>
-      <w:r>
-        <w:t>: Поля, использующие перечисления для хранения формата получения, общего статуса заявки и статуса обработки в 1С соответственно.</w:t>
-      </w:r>
-    </w:p>
-    <w:p>
-      <w:pPr>
-        <w:pStyle w:val="ae"/>
-        <w:numPr>
-          <w:ilvl w:val="0"/>
-          <w:numId w:val="17"/>
-        </w:numPr>
-        <w:ind w:left="1248" w:hanging="539"/>
-      </w:pPr>
-      <w:proofErr w:type="spellStart"/>
-      <w:r>
-        <w:t>StudentRequest</w:t>
-      </w:r>
-      <w:proofErr w:type="spellEnd"/>
-      <w:r>
-        <w:t xml:space="preserve"> (</w:t>
-      </w:r>
-      <w:r>
-        <w:t>з</w:t>
-      </w:r>
-      <w:r>
-        <w:t>аявка студента). Это вспомогательная сущность, которая устанавливает связь между студентом и его заявкой. Содержит идентификатор студента (</w:t>
-      </w:r>
-      <w:proofErr w:type="spellStart"/>
-      <w:r>
-        <w:t>StudentId</w:t>
-      </w:r>
-      <w:proofErr w:type="spellEnd"/>
-      <w:r>
-        <w:t>) и внешний ключ (</w:t>
-      </w:r>
-      <w:proofErr w:type="spellStart"/>
-      <w:r>
-        <w:t>RequestId</w:t>
-      </w:r>
-      <w:proofErr w:type="spellEnd"/>
-      <w:r>
-        <w:t xml:space="preserve">), который указывает на соответствующую запись в </w:t>
-      </w:r>
-      <w:proofErr w:type="spellStart"/>
-      <w:r>
-        <w:t>RequestInformation</w:t>
-      </w:r>
-      <w:proofErr w:type="spellEnd"/>
-      <w:r>
-        <w:t>.</w:t>
-      </w:r>
-    </w:p>
-    <w:p>
-      <w:pPr>
-        <w:pStyle w:val="ae"/>
-        <w:numPr>
-          <w:ilvl w:val="0"/>
-          <w:numId w:val="17"/>
-        </w:numPr>
-        <w:ind w:left="1248" w:hanging="539"/>
-      </w:pPr>
-      <w:r>
-        <w:t>Перечисления (</w:t>
-      </w:r>
-      <w:proofErr w:type="spellStart"/>
-      <w:r>
-        <w:t>Enums</w:t>
-      </w:r>
-      <w:proofErr w:type="spellEnd"/>
-      <w:r>
-        <w:t>). Для обеспечения целостности и типизации данных используются перечисления, которые определяют допустимые значения для некоторых полей:</w:t>
-      </w:r>
-    </w:p>
-    <w:p>
-      <w:pPr>
-        <w:pStyle w:val="a3"/>
-        <w:numPr>
-          <w:ilvl w:val="0"/>
-          <w:numId w:val="19"/>
-        </w:numPr>
-        <w:ind w:left="1815" w:hanging="539"/>
-        <w:rPr>
-          <w:lang w:val="en-US"/>
-        </w:rPr>
-      </w:pPr>
-      <w:proofErr w:type="spellStart"/>
-      <w:r>
-        <w:rPr>
-          <w:lang w:val="en-US"/>
-        </w:rPr>
-        <w:t>RequestStatus</w:t>
-      </w:r>
-      <w:proofErr w:type="spellEnd"/>
-      <w:r>
-        <w:rPr>
-          <w:lang w:val="en-US"/>
-        </w:rPr>
-        <w:t xml:space="preserve">: </w:t>
-      </w:r>
-      <w:r>
-        <w:t>о</w:t>
-      </w:r>
-      <w:r>
-        <w:t>пределяет</w:t>
-      </w:r>
-      <w:r>
-        <w:rPr>
-          <w:lang w:val="en-US"/>
-        </w:rPr>
-        <w:t xml:space="preserve"> </w:t>
-      </w:r>
-      <w:r>
-        <w:t>жизненный</w:t>
-      </w:r>
-      <w:r>
-        <w:rPr>
-          <w:lang w:val="en-US"/>
-        </w:rPr>
-        <w:t xml:space="preserve"> </w:t>
-      </w:r>
-      <w:r>
-        <w:t>цикл</w:t>
-      </w:r>
-      <w:r>
-        <w:rPr>
-          <w:lang w:val="en-US"/>
-        </w:rPr>
-        <w:t xml:space="preserve"> </w:t>
-      </w:r>
-      <w:r>
-        <w:t>заявки</w:t>
-      </w:r>
-      <w:r>
-        <w:rPr>
-          <w:lang w:val="en-US"/>
-        </w:rPr>
-        <w:t xml:space="preserve"> (New, Processing, Completed, Rejected)</w:t>
-      </w:r>
-      <w:r>
-        <w:rPr>
-          <w:lang w:val="en-US"/>
-        </w:rPr>
-        <w:t>;</w:t>
-      </w:r>
-    </w:p>
-    <w:p>
-      <w:pPr>
-        <w:pStyle w:val="a3"/>
-        <w:numPr>
-          <w:ilvl w:val="0"/>
-          <w:numId w:val="19"/>
-        </w:numPr>
-        <w:ind w:left="1815" w:hanging="539"/>
-      </w:pPr>
-      <w:proofErr w:type="spellStart"/>
-      <w:r>
-        <w:t>ReceivingFormat</w:t>
-      </w:r>
-      <w:proofErr w:type="spellEnd"/>
-      <w:r>
-        <w:t xml:space="preserve">: </w:t>
-      </w:r>
-      <w:r>
-        <w:t>о</w:t>
-      </w:r>
-      <w:r>
-        <w:t>пределяет способ получения справки (</w:t>
-      </w:r>
-      <w:proofErr w:type="spellStart"/>
-      <w:r>
-        <w:t>InPerson</w:t>
-      </w:r>
-      <w:proofErr w:type="spellEnd"/>
-      <w:r>
-        <w:t xml:space="preserve">, </w:t>
-      </w:r>
-      <w:proofErr w:type="spellStart"/>
-      <w:r>
-        <w:t>Remotely</w:t>
-      </w:r>
-      <w:proofErr w:type="spellEnd"/>
-      <w:r>
-        <w:t>)</w:t>
-      </w:r>
-      <w:r>
-        <w:t>;</w:t>
-      </w:r>
-    </w:p>
-    <w:p>
-      <w:pPr>
-        <w:pStyle w:val="a3"/>
-        <w:numPr>
-          <w:ilvl w:val="0"/>
-          <w:numId w:val="18"/>
-        </w:numPr>
-        <w:ind w:left="1815" w:hanging="539"/>
-      </w:pPr>
-      <w:proofErr w:type="spellStart"/>
-      <w:r>
-        <w:lastRenderedPageBreak/>
-        <w:t>OneCStatus</w:t>
-      </w:r>
-      <w:proofErr w:type="spellEnd"/>
-      <w:r>
-        <w:t xml:space="preserve">: </w:t>
-      </w:r>
-      <w:r>
-        <w:t>о</w:t>
-      </w:r>
-      <w:r>
-        <w:t>тслеживает статус обмена с системой 1С (</w:t>
-      </w:r>
-      <w:proofErr w:type="spellStart"/>
-      <w:r>
-        <w:t>Sent</w:t>
-      </w:r>
-      <w:proofErr w:type="spellEnd"/>
-      <w:r>
-        <w:t xml:space="preserve">, </w:t>
-      </w:r>
-      <w:proofErr w:type="spellStart"/>
-      <w:r>
-        <w:t>Received</w:t>
-      </w:r>
-      <w:proofErr w:type="spellEnd"/>
-      <w:r>
-        <w:t xml:space="preserve">, </w:t>
-      </w:r>
-      <w:proofErr w:type="spellStart"/>
-      <w:r>
-        <w:t>Error</w:t>
-      </w:r>
-      <w:proofErr w:type="spellEnd"/>
-      <w:r>
-        <w:t>).</w:t>
-      </w:r>
-    </w:p>
-    <w:p>
-      <w:pPr>
-        <w:pStyle w:val="ae"/>
-      </w:pPr>
-      <w:r>
-        <w:t>Ключевой особенностью схемы является связь «один-к-одному» (</w:t>
-      </w:r>
-      <w:proofErr w:type="spellStart"/>
-      <w:r>
-        <w:t>one-to-one</w:t>
-      </w:r>
-      <w:proofErr w:type="spellEnd"/>
-      <w:r>
-        <w:t xml:space="preserve">) между </w:t>
-      </w:r>
-      <w:proofErr w:type="spellStart"/>
-      <w:r>
-        <w:t>StudentRequest</w:t>
-      </w:r>
-      <w:proofErr w:type="spellEnd"/>
-      <w:r>
-        <w:t xml:space="preserve"> и </w:t>
-      </w:r>
-      <w:proofErr w:type="spellStart"/>
-      <w:r>
-        <w:t>RequestInformation</w:t>
-      </w:r>
-      <w:proofErr w:type="spellEnd"/>
-      <w:r>
-        <w:t>, которая логически объединяет идентификационные данные студента с полной информацией о его заявке.</w:t>
-      </w:r>
-    </w:p>
-    <w:p>
-      <w:pPr>
-        <w:pStyle w:val="ae"/>
-      </w:pPr>
-      <w:r>
-        <w:t>Данная структура является нормализованной, обеспечивает целостность данных и позволяет эффективно выполнять все необходимые операции по созданию, поиску и обновлению заявок, а также является достаточно гибкой для возможных расширений в будущем.</w:t>
-      </w:r>
-    </w:p>
-    <w:p>
-      <w:pPr>
-        <w:pStyle w:val="1"/>
-      </w:pPr>
-      <w:r>
-        <w:lastRenderedPageBreak/>
-        <w:t xml:space="preserve"> </w:t>
-      </w:r>
-      <w:bookmarkStart w:id="26" w:name="_Toc215678401"/>
-      <w:r>
-        <w:t>Реализация</w:t>
-      </w:r>
-      <w:bookmarkEnd w:id="26"/>
+        <w:t>Таким образом, реализация стартовой страницы решает ключевую задачу — немедленную сегментацию пользователей по ролям, предоставляя каждому из них персонализированный и понятный путь для дальнейшего взаимодействия с сервисом.</w:t>
+      </w:r>
     </w:p>
     <w:p>
       <w:pPr>
         <w:pStyle w:val="2"/>
-      </w:pPr>
-      <w:bookmarkStart w:id="27" w:name="_Toc215678402"/>
-      <w:r>
-        <w:t xml:space="preserve">Реализация </w:t>
-      </w:r>
-      <w:r>
-        <w:t>стартовой страницы и выбора роли</w:t>
-      </w:r>
-      <w:bookmarkEnd w:id="27"/>
-    </w:p>
-    <w:p>
-      <w:pPr>
-        <w:pStyle w:val="ae"/>
-      </w:pPr>
-      <w:r>
-        <w:t>Вход в информационную систему осуществляется через стартовый экран, который является начальной точкой входа для всех пользователей и отображается сразу после загрузки приложения в браузере.</w:t>
-      </w:r>
-    </w:p>
-    <w:p>
-      <w:pPr>
-        <w:pStyle w:val="ae"/>
-      </w:pPr>
-      <w:r>
-        <w:t xml:space="preserve">Интерфейс стартовой страницы </w:t>
-      </w:r>
-      <w:r>
-        <w:t>(Рис. 3.1)</w:t>
-      </w:r>
-      <w:r>
-        <w:t xml:space="preserve"> реализован с акцентом на простоту и интуитивность. Пользователю предлагается минималистичное меню, состоящее из двух ключевых опций, которые определяют дальнейший сценарий работы с системой:</w:t>
+        <w:rPr>
+          <w:szCs w:val="28"/>
+        </w:rPr>
+      </w:pPr>
+      <w:bookmarkStart w:id="28" w:name="_Toc215678403"/>
+      <w:r>
+        <w:rPr>
+          <w:szCs w:val="28"/>
+        </w:rPr>
+        <w:t>Реализация модуля студента</w:t>
+      </w:r>
+      <w:bookmarkEnd w:id="28"/>
+    </w:p>
+    <w:p>
+      <w:pPr>
+        <w:pStyle w:val="ae"/>
+      </w:pPr>
+      <w:r>
+        <w:t xml:space="preserve">Модуль студента представляет собой основной пользовательский интерфейс </w:t>
+      </w:r>
+      <w:r>
+        <w:t>(Рис. 3.2),</w:t>
+      </w:r>
+      <w:r>
+        <w:t xml:space="preserve"> предоставляющий обучающемуся весь необходимый функционал для работы с заявками на справки. После выбора роли «Я обучающийся» пользователь попадает в панель управления, которая служит центральным узлом для доступа ко всем функциям.</w:t>
+      </w:r>
+    </w:p>
+    <w:p>
+      <w:pPr>
+        <w:pStyle w:val="ae"/>
+      </w:pPr>
+      <w:r>
+        <w:t>Основная страница модуля (</w:t>
+      </w:r>
+      <w:proofErr w:type="spellStart"/>
+      <w:r>
+        <w:t>student-dashboard</w:t>
+      </w:r>
+      <w:proofErr w:type="spellEnd"/>
+      <w:r>
+        <w:t>) содержит навигационные элементы, позволяющие перейти к двум ключевым разделам:</w:t>
       </w:r>
     </w:p>
     <w:p>
@@ -9097,7 +9404,7 @@
         <w:ind w:left="1248" w:hanging="539"/>
       </w:pPr>
       <w:r>
-        <w:t>«Я обучающийся» — для перехода в личный кабинет студента;</w:t>
+        <w:t>«Заказать новую справку» — открывает форму для создания заявки;</w:t>
       </w:r>
     </w:p>
     <w:p>
@@ -9110,7 +9417,7 @@
         <w:ind w:left="1248" w:hanging="539"/>
       </w:pPr>
       <w:r>
-        <w:t>«Я администратор» — для перехода в панель управления администратора.</w:t>
+        <w:t>«Мои заявки» — отображает историю всех ранее поданных заявок.</w:t>
       </w:r>
     </w:p>
     <w:p>
@@ -9124,11 +9431,14 @@
         <w:jc w:val="center"/>
       </w:pPr>
       <w:r>
+        <w:rPr>
+          <w:noProof/>
+        </w:rPr>
         <w:drawing>
-          <wp:inline distT="0" distB="0" distL="0" distR="0" wp14:anchorId="236D3FE3" wp14:editId="0CE34AD4">
-            <wp:extent cx="5133975" cy="2457503"/>
+          <wp:inline distT="0" distB="0" distL="0" distR="0" wp14:anchorId="1688791F" wp14:editId="4C7C959C">
+            <wp:extent cx="5263116" cy="2519319"/>
             <wp:effectExtent l="0" t="0" r="0" b="0"/>
-            <wp:docPr id="1" name="Рисунок 1"/>
+            <wp:docPr id="7" name="Рисунок 7"/>
             <wp:cNvGraphicFramePr>
               <a:graphicFrameLocks xmlns:a="http://schemas.openxmlformats.org/drawingml/2006/main" noChangeAspect="1"/>
             </wp:cNvGraphicFramePr>
@@ -9148,7 +9458,7 @@
                   <pic:spPr>
                     <a:xfrm>
                       <a:off x="0" y="0"/>
-                      <a:ext cx="5140265" cy="2460514"/>
+                      <a:ext cx="5272430" cy="2523777"/>
                     </a:xfrm>
                     <a:prstGeom prst="rect">
                       <a:avLst/>
@@ -9161,23 +9471,41 @@
         </w:drawing>
       </w:r>
       <w:r>
-        <w:t xml:space="preserve">Рис. 3.1. </w:t>
-      </w:r>
-      <w:r>
-        <w:t>Стартовая страница системы</w:t>
-      </w:r>
-    </w:p>
-    <w:p>
-      <w:pPr>
-        <w:pStyle w:val="ae"/>
-      </w:pPr>
-    </w:p>
-    <w:p>
-      <w:pPr>
-        <w:pStyle w:val="ae"/>
-      </w:pPr>
-      <w:r>
-        <w:t xml:space="preserve">При выборе одной из ролей срабатывает система маршрутизации фреймворка </w:t>
+        <w:t>Рис. 3.2. Панель управления студента</w:t>
+      </w:r>
+    </w:p>
+    <w:p>
+      <w:pPr>
+        <w:pStyle w:val="ae"/>
+        <w:ind w:firstLine="0"/>
+      </w:pPr>
+    </w:p>
+    <w:p>
+      <w:pPr>
+        <w:pStyle w:val="ae"/>
+      </w:pPr>
+      <w:r>
+        <w:t>Страница создания новой заявки (</w:t>
+      </w:r>
+      <w:proofErr w:type="spellStart"/>
+      <w:r>
+        <w:t>new-request</w:t>
+      </w:r>
+      <w:proofErr w:type="spellEnd"/>
+      <w:r>
+        <w:t>)</w:t>
+      </w:r>
+      <w:r>
+        <w:t xml:space="preserve"> (Рис.</w:t>
+      </w:r>
+      <w:r>
+        <w:t xml:space="preserve"> </w:t>
+      </w:r>
+      <w:r>
+        <w:t>3.3)</w:t>
+      </w:r>
+      <w:r>
+        <w:t xml:space="preserve"> представляет собой веб-форму для ввода всех необходимых данных. Форма реализована с использованием средств </w:t>
       </w:r>
       <w:proofErr w:type="spellStart"/>
       <w:r>
@@ -9185,75 +9513,7 @@
       </w:r>
       <w:proofErr w:type="spellEnd"/>
       <w:r>
-        <w:t xml:space="preserve"> (</w:t>
-      </w:r>
-      <w:proofErr w:type="spellStart"/>
-      <w:proofErr w:type="gramStart"/>
-      <w:r>
-        <w:t>app.routes</w:t>
-      </w:r>
-      <w:proofErr w:type="gramEnd"/>
-      <w:r>
-        <w:t>.ts</w:t>
-      </w:r>
-      <w:proofErr w:type="spellEnd"/>
-      <w:r>
-        <w:t>). Пользователь мгновенно перенаправляется на соответствующую страницу (панель студента или панель администратора) без перезагрузки всей веб-страницы, что является особенностью одностраничных приложений (SPA).</w:t>
-      </w:r>
-    </w:p>
-    <w:p>
-      <w:pPr>
-        <w:pStyle w:val="ae"/>
-      </w:pPr>
-      <w:r>
-        <w:lastRenderedPageBreak/>
-        <w:t>Таким образом, реализация стартовой страницы решает ключевую задачу — немедленную сегментацию пользователей по ролям, предоставляя каждому из них персонализированный и понятный путь для дальнейшего взаимодействия с сервисом.</w:t>
-      </w:r>
-    </w:p>
-    <w:p>
-      <w:pPr>
-        <w:pStyle w:val="2"/>
-        <w:rPr>
-          <w:szCs w:val="28"/>
-        </w:rPr>
-      </w:pPr>
-      <w:bookmarkStart w:id="28" w:name="_Toc215678403"/>
-      <w:r>
-        <w:rPr>
-          <w:szCs w:val="28"/>
-        </w:rPr>
-        <w:t>Реализация модуля студента</w:t>
-      </w:r>
-      <w:bookmarkEnd w:id="28"/>
-    </w:p>
-    <w:p>
-      <w:pPr>
-        <w:pStyle w:val="ae"/>
-      </w:pPr>
-      <w:r>
-        <w:t xml:space="preserve">Модуль студента представляет собой основной пользовательский интерфейс </w:t>
-      </w:r>
-      <w:r>
-        <w:t>(Рис. 3.2),</w:t>
-      </w:r>
-      <w:r>
-        <w:t xml:space="preserve"> предоставляющий обучающемуся весь необходимый функционал для работы с заявками на справки. После выбора роли «Я обучающийся» пользователь попадает в панель управления, которая служит центральным узлом для доступа ко всем функциям.</w:t>
-      </w:r>
-    </w:p>
-    <w:p>
-      <w:pPr>
-        <w:pStyle w:val="ae"/>
-      </w:pPr>
-      <w:r>
-        <w:t>Основная страница модуля (</w:t>
-      </w:r>
-      <w:proofErr w:type="spellStart"/>
-      <w:r>
-        <w:t>student-dashboard</w:t>
-      </w:r>
-      <w:proofErr w:type="spellEnd"/>
-      <w:r>
-        <w:t>) содержит навигационные элементы, позволяющие перейти к двум ключевым разделам:</w:t>
+        <w:t xml:space="preserve"> и включает следующие поля:</w:t>
       </w:r>
     </w:p>
     <w:p>
@@ -9266,7 +9526,8 @@
         <w:ind w:left="1248" w:hanging="539"/>
       </w:pPr>
       <w:r>
-        <w:t>«Заказать новую справку» — открывает форму для создания заявки;</w:t>
+        <w:lastRenderedPageBreak/>
+        <w:t>ID студента: числовое поле для ввода идентификатора;</w:t>
       </w:r>
     </w:p>
     <w:p>
@@ -9279,25 +9540,74 @@
         <w:ind w:left="1248" w:hanging="539"/>
       </w:pPr>
       <w:r>
-        <w:t>«Мои заявки» — отображает историю всех ранее поданных заявок.</w:t>
-      </w:r>
-    </w:p>
-    <w:p>
-      <w:pPr>
-        <w:pStyle w:val="ae"/>
-      </w:pPr>
-    </w:p>
-    <w:p>
-      <w:pPr>
-        <w:pStyle w:val="ae"/>
+        <w:t>ФИО: текстовое поле для полного имени;</w:t>
+      </w:r>
+    </w:p>
+    <w:p>
+      <w:pPr>
+        <w:pStyle w:val="a3"/>
+        <w:numPr>
+          <w:ilvl w:val="0"/>
+          <w:numId w:val="2"/>
+        </w:numPr>
+        <w:ind w:left="1248" w:hanging="539"/>
+      </w:pPr>
+      <w:r>
+        <w:t>курс обучения: выпадающий список или числовое поле;</w:t>
+      </w:r>
+    </w:p>
+    <w:p>
+      <w:pPr>
+        <w:pStyle w:val="a3"/>
+        <w:numPr>
+          <w:ilvl w:val="0"/>
+          <w:numId w:val="2"/>
+        </w:numPr>
+        <w:ind w:left="1248" w:hanging="539"/>
+      </w:pPr>
+      <w:r>
+        <w:t>формат получения: переключатель с вариантами «Очно» или «</w:t>
+      </w:r>
+      <w:proofErr w:type="spellStart"/>
+      <w:r>
+        <w:t>Электронно</w:t>
+      </w:r>
+      <w:proofErr w:type="spellEnd"/>
+      <w:r>
+        <w:t>».</w:t>
+      </w:r>
+    </w:p>
+    <w:p>
+      <w:pPr>
+        <w:spacing w:after="160" w:line="259" w:lineRule="auto"/>
+        <w:ind w:firstLine="0"/>
+        <w:jc w:val="left"/>
+      </w:pPr>
+      <w:r>
+        <w:br w:type="page"/>
+      </w:r>
+    </w:p>
+    <w:p>
+      <w:pPr>
+        <w:pStyle w:val="a3"/>
+        <w:ind w:left="1260" w:firstLine="0"/>
+      </w:pPr>
+    </w:p>
+    <w:p>
+      <w:pPr>
+        <w:pStyle w:val="ae"/>
+        <w:ind w:left="1429" w:firstLine="0"/>
         <w:jc w:val="center"/>
       </w:pPr>
       <w:r>
+        <w:rPr>
+          <w:noProof/>
+        </w:rPr>
         <w:drawing>
-          <wp:inline distT="0" distB="0" distL="0" distR="0" wp14:anchorId="1688791F" wp14:editId="716A7517">
-            <wp:extent cx="5086350" cy="2434706"/>
-            <wp:effectExtent l="0" t="0" r="0" b="3810"/>
-            <wp:docPr id="7" name="Рисунок 7"/>
+          <wp:inline distT="0" distB="0" distL="0" distR="0" wp14:anchorId="741270AC" wp14:editId="19D88FA3">
+            <wp:extent cx="4952391" cy="2370583"/>
+            <wp:effectExtent l="0" t="0" r="635" b="0"/>
+            <wp:docPr id="9" name="Рисунок 9"/>
             <wp:cNvGraphicFramePr>
               <a:graphicFrameLocks xmlns:a="http://schemas.openxmlformats.org/drawingml/2006/main" noChangeAspect="1"/>
             </wp:cNvGraphicFramePr>
@@ -9317,7 +9627,7 @@
                   <pic:spPr>
                     <a:xfrm>
                       <a:off x="0" y="0"/>
-                      <a:ext cx="5091932" cy="2437378"/>
+                      <a:ext cx="4984293" cy="2385854"/>
                     </a:xfrm>
                     <a:prstGeom prst="rect">
                       <a:avLst/>
@@ -9330,49 +9640,149 @@
         </w:drawing>
       </w:r>
       <w:r>
-        <w:t>Рис. 3.2. Панель управления студента</w:t>
-      </w:r>
-    </w:p>
-    <w:p>
-      <w:pPr>
-        <w:pStyle w:val="ae"/>
-        <w:ind w:firstLine="0"/>
-      </w:pPr>
-    </w:p>
-    <w:p>
-      <w:pPr>
-        <w:pStyle w:val="ae"/>
-      </w:pPr>
-      <w:r>
-        <w:t>Страница создания новой заявки (</w:t>
-      </w:r>
-      <w:proofErr w:type="spellStart"/>
-      <w:r>
-        <w:t>new-request</w:t>
+        <w:t>Рис. 3.</w:t>
+      </w:r>
+      <w:r>
+        <w:t>3</w:t>
+      </w:r>
+      <w:r>
+        <w:t>.</w:t>
+      </w:r>
+      <w:r>
+        <w:t xml:space="preserve"> Форма создания новой заявки</w:t>
+      </w:r>
+    </w:p>
+    <w:p>
+      <w:pPr>
+        <w:pStyle w:val="ae"/>
+        <w:ind w:left="1429" w:firstLine="0"/>
+      </w:pPr>
+    </w:p>
+    <w:p>
+      <w:pPr>
+        <w:pStyle w:val="ae"/>
+      </w:pPr>
+      <w:r>
+        <w:t>После заполнения всех полей и нажатия кнопки «Отправить заявку» клиентское приложение формирует DTO-объект (</w:t>
+      </w:r>
+      <w:proofErr w:type="spellStart"/>
+      <w:r>
+        <w:t>CreateRequestDTO</w:t>
+      </w:r>
+      <w:proofErr w:type="spellEnd"/>
+      <w:r>
+        <w:t xml:space="preserve">) и отправляет его на серверный </w:t>
+      </w:r>
+      <w:proofErr w:type="spellStart"/>
+      <w:r>
+        <w:t>эндпоинт</w:t>
+      </w:r>
+      <w:proofErr w:type="spellEnd"/>
+      <w:r>
+        <w:t xml:space="preserve"> /</w:t>
+      </w:r>
+      <w:proofErr w:type="spellStart"/>
+      <w:r>
+        <w:t>api</w:t>
+      </w:r>
+      <w:proofErr w:type="spellEnd"/>
+      <w:r>
+        <w:t>/</w:t>
+      </w:r>
+      <w:proofErr w:type="spellStart"/>
+      <w:r>
+        <w:t>user</w:t>
+      </w:r>
+      <w:proofErr w:type="spellEnd"/>
+      <w:r>
+        <w:t>/</w:t>
+      </w:r>
+      <w:proofErr w:type="spellStart"/>
+      <w:r>
+        <w:t>CreateRequest</w:t>
+      </w:r>
+      <w:proofErr w:type="spellEnd"/>
+      <w:r>
+        <w:t xml:space="preserve"> с помощью POST-запроса. В случае успешного создания заявки пользователь видит соответствующее уведомление и автоматически перенаправляется на страницу со списком своих заявок.</w:t>
+      </w:r>
+    </w:p>
+    <w:p>
+      <w:pPr>
+        <w:pStyle w:val="ae"/>
+      </w:pPr>
+      <w:r>
+        <w:t>На странице «Мои заявки» (</w:t>
+      </w:r>
+      <w:proofErr w:type="spellStart"/>
+      <w:r>
+        <w:t>requests-list</w:t>
       </w:r>
       <w:proofErr w:type="spellEnd"/>
       <w:r>
         <w:t>)</w:t>
       </w:r>
       <w:r>
-        <w:t xml:space="preserve"> (Рис.</w:t>
-      </w:r>
-      <w:r>
         <w:t xml:space="preserve"> </w:t>
       </w:r>
       <w:r>
-        <w:t>3.3)</w:t>
-      </w:r>
-      <w:r>
-        <w:t xml:space="preserve"> представляет собой веб-форму для ввода всех необходимых данных. Форма реализована с использованием средств </w:t>
-      </w:r>
-      <w:proofErr w:type="spellStart"/>
-      <w:r>
-        <w:t>Angular</w:t>
-      </w:r>
-      <w:proofErr w:type="spellEnd"/>
-      <w:r>
-        <w:t xml:space="preserve"> и включает следующие поля:</w:t>
+        <w:t>(Рис. 3.</w:t>
+      </w:r>
+      <w:r>
+        <w:t>4</w:t>
+      </w:r>
+      <w:r>
+        <w:t>)</w:t>
+      </w:r>
+      <w:r>
+        <w:t xml:space="preserve"> реализован вывод всех заявок, принадлежащих текущему пользователю, в виде таблицы. Для получения данных </w:t>
+      </w:r>
+      <w:proofErr w:type="spellStart"/>
+      <w:r>
+        <w:t>frontend</w:t>
+      </w:r>
+      <w:proofErr w:type="spellEnd"/>
+      <w:r>
+        <w:t xml:space="preserve"> обращается к </w:t>
+      </w:r>
+      <w:proofErr w:type="spellStart"/>
+      <w:r>
+        <w:t>эндпоинту</w:t>
+      </w:r>
+      <w:proofErr w:type="spellEnd"/>
+      <w:r>
+        <w:t xml:space="preserve"> /</w:t>
+      </w:r>
+      <w:proofErr w:type="spellStart"/>
+      <w:r>
+        <w:t>api</w:t>
+      </w:r>
+      <w:proofErr w:type="spellEnd"/>
+      <w:r>
+        <w:t>/</w:t>
+      </w:r>
+      <w:proofErr w:type="spellStart"/>
+      <w:r>
+        <w:t>user</w:t>
+      </w:r>
+      <w:proofErr w:type="spellEnd"/>
+      <w:r>
+        <w:t>/</w:t>
+      </w:r>
+      <w:proofErr w:type="spellStart"/>
+      <w:r>
+        <w:t>GetRequestList</w:t>
+      </w:r>
+      <w:proofErr w:type="spellEnd"/>
+      <w:r>
+        <w:t>.</w:t>
+      </w:r>
+    </w:p>
+    <w:p>
+      <w:pPr>
+        <w:pStyle w:val="ae"/>
+      </w:pPr>
+      <w:r>
+        <w:t>Таблица содержит следующие столбцы:</w:t>
       </w:r>
     </w:p>
     <w:p>
@@ -9385,8 +9795,16 @@
         <w:ind w:left="1248" w:hanging="539"/>
       </w:pPr>
       <w:r>
-        <w:lastRenderedPageBreak/>
-        <w:t>ID студента: числовое поле для ввода идентификатора;</w:t>
+        <w:t xml:space="preserve">ID заявки: </w:t>
+      </w:r>
+      <w:r>
+        <w:t>у</w:t>
+      </w:r>
+      <w:r>
+        <w:t>никальный идентификатор</w:t>
+      </w:r>
+      <w:r>
+        <w:t>;</w:t>
       </w:r>
     </w:p>
     <w:p>
@@ -9399,7 +9817,31 @@
         <w:ind w:left="1248" w:hanging="539"/>
       </w:pPr>
       <w:r>
-        <w:t>ФИО: текстовое поле для полного имени;</w:t>
+        <w:t>с</w:t>
+      </w:r>
+      <w:r>
+        <w:t xml:space="preserve">татус: </w:t>
+      </w:r>
+      <w:r>
+        <w:t>т</w:t>
+      </w:r>
+      <w:r>
+        <w:t xml:space="preserve">екущий статус заявки (Новая, В обработке, Завершена, </w:t>
+      </w:r>
+      <w:r>
+        <w:t>О</w:t>
+      </w:r>
+      <w:r>
+        <w:t xml:space="preserve">тклонена). </w:t>
+      </w:r>
+      <w:r>
+        <w:t>Д</w:t>
+      </w:r>
+      <w:r>
+        <w:t>ля наглядности статусы могут выделяться цветом</w:t>
+      </w:r>
+      <w:r>
+        <w:t>;</w:t>
       </w:r>
     </w:p>
     <w:p>
@@ -9412,7 +9854,19 @@
         <w:ind w:left="1248" w:hanging="539"/>
       </w:pPr>
       <w:r>
-        <w:t>курс обучения: выпадающий список или числовое поле;</w:t>
+        <w:t>д</w:t>
+      </w:r>
+      <w:r>
+        <w:t xml:space="preserve">ата создания: </w:t>
+      </w:r>
+      <w:r>
+        <w:t>д</w:t>
+      </w:r>
+      <w:r>
+        <w:t>ата и время подачи заявки</w:t>
+      </w:r>
+      <w:r>
+        <w:t>;</w:t>
       </w:r>
     </w:p>
     <w:p>
@@ -9425,7 +9879,10 @@
         <w:ind w:left="1248" w:hanging="539"/>
       </w:pPr>
       <w:r>
-        <w:t>формат получения: переключатель с вариантами «Очно» или «</w:t>
+        <w:t>ф</w:t>
+      </w:r>
+      <w:r>
+        <w:t>ормат получения: «Очно» или «</w:t>
       </w:r>
       <w:proofErr w:type="spellStart"/>
       <w:r>
@@ -9438,32 +9895,24 @@
     </w:p>
     <w:p>
       <w:pPr>
-        <w:spacing w:after="160" w:line="259" w:lineRule="auto"/>
-        <w:ind w:firstLine="0"/>
-        <w:jc w:val="left"/>
-      </w:pPr>
-      <w:r>
-        <w:br w:type="page"/>
-      </w:r>
-    </w:p>
-    <w:p>
-      <w:pPr>
-        <w:pStyle w:val="a3"/>
-        <w:ind w:left="1260" w:firstLine="0"/>
-      </w:pPr>
-    </w:p>
-    <w:p>
-      <w:pPr>
-        <w:pStyle w:val="ae"/>
-        <w:ind w:left="1429" w:firstLine="0"/>
+        <w:pStyle w:val="ae"/>
+      </w:pPr>
+    </w:p>
+    <w:p>
+      <w:pPr>
+        <w:pStyle w:val="ae"/>
         <w:jc w:val="center"/>
       </w:pPr>
       <w:r>
+        <w:rPr>
+          <w:noProof/>
+        </w:rPr>
+        <w:lastRenderedPageBreak/>
         <w:drawing>
-          <wp:inline distT="0" distB="0" distL="0" distR="0" wp14:anchorId="741270AC" wp14:editId="19D88FA3">
-            <wp:extent cx="4952391" cy="2370583"/>
-            <wp:effectExtent l="0" t="0" r="635" b="0"/>
-            <wp:docPr id="9" name="Рисунок 9"/>
+          <wp:inline distT="0" distB="0" distL="0" distR="0" wp14:anchorId="6A4831DB" wp14:editId="1339F6A6">
+            <wp:extent cx="5391302" cy="2580679"/>
+            <wp:effectExtent l="0" t="0" r="0" b="0"/>
+            <wp:docPr id="10" name="Рисунок 10"/>
             <wp:cNvGraphicFramePr>
               <a:graphicFrameLocks xmlns:a="http://schemas.openxmlformats.org/drawingml/2006/main" noChangeAspect="1"/>
             </wp:cNvGraphicFramePr>
@@ -9483,7 +9932,7 @@
                   <pic:spPr>
                     <a:xfrm>
                       <a:off x="0" y="0"/>
-                      <a:ext cx="4984293" cy="2385854"/>
+                      <a:ext cx="5426161" cy="2597365"/>
                     </a:xfrm>
                     <a:prstGeom prst="rect">
                       <a:avLst/>
@@ -9499,254 +9948,58 @@
         <w:t>Рис. 3.</w:t>
       </w:r>
       <w:r>
-        <w:t>3</w:t>
-      </w:r>
-      <w:r>
-        <w:t>.</w:t>
-      </w:r>
-      <w:r>
-        <w:t xml:space="preserve"> Форма создания новой заявки</w:t>
-      </w:r>
-    </w:p>
-    <w:p>
-      <w:pPr>
-        <w:pStyle w:val="ae"/>
-        <w:ind w:left="1429" w:firstLine="0"/>
-      </w:pPr>
-    </w:p>
-    <w:p>
-      <w:pPr>
-        <w:pStyle w:val="ae"/>
-      </w:pPr>
-      <w:r>
-        <w:t>После заполнения всех полей и нажатия кнопки «Отправить заявку» клиентское приложение формирует DTO-объект (</w:t>
-      </w:r>
-      <w:proofErr w:type="spellStart"/>
-      <w:r>
-        <w:t>CreateRequestDTO</w:t>
-      </w:r>
-      <w:proofErr w:type="spellEnd"/>
-      <w:r>
-        <w:t xml:space="preserve">) и отправляет его на серверный </w:t>
-      </w:r>
-      <w:proofErr w:type="spellStart"/>
-      <w:r>
-        <w:t>эндпоинт</w:t>
-      </w:r>
-      <w:proofErr w:type="spellEnd"/>
-      <w:r>
-        <w:t xml:space="preserve"> /</w:t>
-      </w:r>
-      <w:proofErr w:type="spellStart"/>
-      <w:r>
-        <w:t>api</w:t>
-      </w:r>
-      <w:proofErr w:type="spellEnd"/>
-      <w:r>
-        <w:t>/</w:t>
-      </w:r>
-      <w:proofErr w:type="spellStart"/>
-      <w:r>
-        <w:t>user</w:t>
-      </w:r>
-      <w:proofErr w:type="spellEnd"/>
-      <w:r>
-        <w:t>/</w:t>
-      </w:r>
-      <w:proofErr w:type="spellStart"/>
-      <w:r>
-        <w:t>CreateRequest</w:t>
-      </w:r>
-      <w:proofErr w:type="spellEnd"/>
-      <w:r>
-        <w:t xml:space="preserve"> с помощью POST-запроса. В случае успешного создания заявки пользователь видит соответствующее уведомление и автоматически перенаправляется на страницу со списком своих заявок.</w:t>
-      </w:r>
-    </w:p>
-    <w:p>
-      <w:pPr>
-        <w:pStyle w:val="ae"/>
-      </w:pPr>
-      <w:r>
-        <w:t>На странице «Мои заявки» (</w:t>
-      </w:r>
-      <w:proofErr w:type="spellStart"/>
-      <w:r>
-        <w:t>requests-list</w:t>
+        <w:t>4</w:t>
+      </w:r>
+      <w:r>
+        <w:t xml:space="preserve"> Список заявок студента</w:t>
+      </w:r>
+    </w:p>
+    <w:p>
+      <w:pPr>
+        <w:pStyle w:val="ae"/>
+        <w:jc w:val="center"/>
+      </w:pPr>
+    </w:p>
+    <w:p>
+      <w:pPr>
+        <w:pStyle w:val="ae"/>
+      </w:pPr>
+      <w:r>
+        <w:t>Каждая строка в таблице является интерактивной. При нажатии на нее пользователь переходит на страницу с детальной информацией о выбранной заявке.</w:t>
+      </w:r>
+    </w:p>
+    <w:p>
+      <w:pPr>
+        <w:pStyle w:val="ae"/>
+      </w:pPr>
+      <w:r>
+        <w:t>Страница детального просмотра (</w:t>
+      </w:r>
+      <w:proofErr w:type="spellStart"/>
+      <w:r>
+        <w:t>request-detail</w:t>
       </w:r>
       <w:proofErr w:type="spellEnd"/>
       <w:r>
         <w:t>)</w:t>
       </w:r>
       <w:r>
+        <w:t xml:space="preserve"> (Рис.</w:t>
+      </w:r>
+      <w:r>
         <w:t xml:space="preserve"> </w:t>
       </w:r>
       <w:r>
-        <w:t>(Рис. 3.</w:t>
-      </w:r>
-      <w:r>
-        <w:t>4</w:t>
+        <w:t>3.</w:t>
+      </w:r>
+      <w:r>
+        <w:t>5</w:t>
       </w:r>
       <w:r>
         <w:t>)</w:t>
       </w:r>
       <w:r>
-        <w:t xml:space="preserve"> реализован вывод всех заявок, принадлежащих текущему пользователю, в виде таблицы. Для получения данных </w:t>
-      </w:r>
-      <w:proofErr w:type="spellStart"/>
-      <w:r>
-        <w:t>frontend</w:t>
-      </w:r>
-      <w:proofErr w:type="spellEnd"/>
-      <w:r>
-        <w:t xml:space="preserve"> обращается к </w:t>
-      </w:r>
-      <w:proofErr w:type="spellStart"/>
-      <w:r>
-        <w:t>эндпоинту</w:t>
-      </w:r>
-      <w:proofErr w:type="spellEnd"/>
-      <w:r>
-        <w:t xml:space="preserve"> /</w:t>
-      </w:r>
-      <w:proofErr w:type="spellStart"/>
-      <w:r>
-        <w:t>api</w:t>
-      </w:r>
-      <w:proofErr w:type="spellEnd"/>
-      <w:r>
-        <w:t>/</w:t>
-      </w:r>
-      <w:proofErr w:type="spellStart"/>
-      <w:r>
-        <w:t>user</w:t>
-      </w:r>
-      <w:proofErr w:type="spellEnd"/>
-      <w:r>
-        <w:t>/</w:t>
-      </w:r>
-      <w:proofErr w:type="spellStart"/>
-      <w:r>
-        <w:t>GetRequestList</w:t>
-      </w:r>
-      <w:proofErr w:type="spellEnd"/>
-      <w:r>
-        <w:t>.</w:t>
-      </w:r>
-    </w:p>
-    <w:p>
-      <w:pPr>
-        <w:pStyle w:val="ae"/>
-      </w:pPr>
-      <w:r>
-        <w:t>Таблица содержит следующие столбцы:</w:t>
-      </w:r>
-    </w:p>
-    <w:p>
-      <w:pPr>
-        <w:pStyle w:val="a3"/>
-        <w:numPr>
-          <w:ilvl w:val="0"/>
-          <w:numId w:val="2"/>
-        </w:numPr>
-        <w:ind w:left="1248" w:hanging="539"/>
-      </w:pPr>
-      <w:r>
-        <w:t xml:space="preserve">ID заявки: </w:t>
-      </w:r>
-      <w:r>
-        <w:t>у</w:t>
-      </w:r>
-      <w:r>
-        <w:t>никальный идентификатор</w:t>
-      </w:r>
-      <w:r>
-        <w:t>;</w:t>
-      </w:r>
-    </w:p>
-    <w:p>
-      <w:pPr>
-        <w:pStyle w:val="a3"/>
-        <w:numPr>
-          <w:ilvl w:val="0"/>
-          <w:numId w:val="2"/>
-        </w:numPr>
-        <w:ind w:left="1248" w:hanging="539"/>
-      </w:pPr>
-      <w:r>
-        <w:t>с</w:t>
-      </w:r>
-      <w:r>
-        <w:t xml:space="preserve">татус: </w:t>
-      </w:r>
-      <w:r>
-        <w:t>т</w:t>
-      </w:r>
-      <w:r>
-        <w:t xml:space="preserve">екущий статус заявки (Новая, В обработке, Завершена, </w:t>
-      </w:r>
-      <w:r>
-        <w:t>О</w:t>
-      </w:r>
-      <w:r>
-        <w:t xml:space="preserve">тклонена). </w:t>
-      </w:r>
-      <w:r>
-        <w:t>Д</w:t>
-      </w:r>
-      <w:r>
-        <w:t>ля наглядности статусы могут выделяться цветом</w:t>
-      </w:r>
-      <w:r>
-        <w:t>;</w:t>
-      </w:r>
-    </w:p>
-    <w:p>
-      <w:pPr>
-        <w:pStyle w:val="a3"/>
-        <w:numPr>
-          <w:ilvl w:val="0"/>
-          <w:numId w:val="2"/>
-        </w:numPr>
-        <w:ind w:left="1248" w:hanging="539"/>
-      </w:pPr>
-      <w:r>
-        <w:t>д</w:t>
-      </w:r>
-      <w:r>
-        <w:t xml:space="preserve">ата создания: </w:t>
-      </w:r>
-      <w:r>
-        <w:t>д</w:t>
-      </w:r>
-      <w:r>
-        <w:t>ата и время подачи заявки</w:t>
-      </w:r>
-      <w:r>
-        <w:t>;</w:t>
-      </w:r>
-    </w:p>
-    <w:p>
-      <w:pPr>
-        <w:pStyle w:val="a3"/>
-        <w:numPr>
-          <w:ilvl w:val="0"/>
-          <w:numId w:val="2"/>
-        </w:numPr>
-        <w:ind w:left="1248" w:hanging="539"/>
-      </w:pPr>
-      <w:r>
-        <w:t>ф</w:t>
-      </w:r>
-      <w:r>
-        <w:t>ормат получения: «Очно» или «</w:t>
-      </w:r>
-      <w:proofErr w:type="spellStart"/>
-      <w:r>
-        <w:t>Электронно</w:t>
-      </w:r>
-      <w:proofErr w:type="spellEnd"/>
-      <w:r>
-        <w:t>».</w:t>
+        <w:t xml:space="preserve"> отображает всю полную информацию по конкретной заявке. Если заявка выполнена успешно (статус «Завершена») и был выбран электронный формат получения, на этой странице появляется ссылка для скачивания готового документа.</w:t>
       </w:r>
     </w:p>
     <w:p>
@@ -9760,12 +10013,14 @@
         <w:jc w:val="center"/>
       </w:pPr>
       <w:r>
-        <w:lastRenderedPageBreak/>
+        <w:rPr>
+          <w:noProof/>
+        </w:rPr>
         <w:drawing>
-          <wp:inline distT="0" distB="0" distL="0" distR="0" wp14:anchorId="6A4831DB" wp14:editId="1339F6A6">
-            <wp:extent cx="5391302" cy="2580679"/>
-            <wp:effectExtent l="0" t="0" r="0" b="0"/>
-            <wp:docPr id="10" name="Рисунок 10"/>
+          <wp:inline distT="0" distB="0" distL="0" distR="0" wp14:anchorId="0828855C" wp14:editId="0CE5C5DA">
+            <wp:extent cx="5516874" cy="2640787"/>
+            <wp:effectExtent l="0" t="0" r="8255" b="7620"/>
+            <wp:docPr id="11" name="Рисунок 11"/>
             <wp:cNvGraphicFramePr>
               <a:graphicFrameLocks xmlns:a="http://schemas.openxmlformats.org/drawingml/2006/main" noChangeAspect="1"/>
             </wp:cNvGraphicFramePr>
@@ -9785,7 +10040,7 @@
                   <pic:spPr>
                     <a:xfrm>
                       <a:off x="0" y="0"/>
-                      <a:ext cx="5426161" cy="2597365"/>
+                      <a:ext cx="5581194" cy="2671575"/>
                     </a:xfrm>
                     <a:prstGeom prst="rect">
                       <a:avLst/>
@@ -9801,76 +10056,82 @@
         <w:t>Рис. 3.</w:t>
       </w:r>
       <w:r>
-        <w:t>4</w:t>
-      </w:r>
-      <w:r>
-        <w:t xml:space="preserve"> Список заявок студента</w:t>
-      </w:r>
+        <w:t>5</w:t>
+      </w:r>
+      <w:r>
+        <w:t>. Детальная информация о завершенной заявке со ссылкой на скачивание</w:t>
+      </w:r>
+    </w:p>
+    <w:p>
+      <w:pPr>
+        <w:pStyle w:val="ae"/>
+      </w:pPr>
+    </w:p>
+    <w:p>
+      <w:pPr>
+        <w:pStyle w:val="2"/>
+      </w:pPr>
+      <w:bookmarkStart w:id="29" w:name="_Toc215678404"/>
+      <w:r>
+        <w:t>Реализация модуля администратора</w:t>
+      </w:r>
+      <w:bookmarkEnd w:id="29"/>
+    </w:p>
+    <w:p>
+      <w:pPr>
+        <w:pStyle w:val="ae"/>
+      </w:pPr>
+      <w:r>
+        <w:t>Модуль администратора предназначен для сотрудников, ответственных за контроль и поддержку процесса обработки заявок. В отличие от модуля студента, его интерфейс сфокусирован не на создании, а на поиске и просмотре информации.</w:t>
+      </w:r>
+    </w:p>
+    <w:p>
+      <w:pPr>
+        <w:pStyle w:val="ae"/>
+      </w:pPr>
+      <w:r>
+        <w:t>Основным инструментом администратора является страница поиска заявок (</w:t>
+      </w:r>
+      <w:proofErr w:type="spellStart"/>
+      <w:r>
+        <w:t>requests-list</w:t>
+      </w:r>
+      <w:proofErr w:type="spellEnd"/>
+      <w:r>
+        <w:t>) (Рис.</w:t>
+      </w:r>
+      <w:r>
+        <w:t xml:space="preserve"> </w:t>
+      </w:r>
+      <w:r>
+        <w:t>3.</w:t>
+      </w:r>
+      <w:r>
+        <w:t>6</w:t>
+      </w:r>
+      <w:r>
+        <w:t>). Ключевым элементом интерфейса является поле для ввода идентификатора (ID) студента.</w:t>
+      </w:r>
+    </w:p>
+    <w:p>
+      <w:pPr>
+        <w:pStyle w:val="ae"/>
+      </w:pPr>
     </w:p>
     <w:p>
       <w:pPr>
         <w:pStyle w:val="ae"/>
         <w:jc w:val="center"/>
       </w:pPr>
-    </w:p>
-    <w:p>
-      <w:pPr>
-        <w:pStyle w:val="ae"/>
-      </w:pPr>
-      <w:r>
-        <w:t>Каждая строка в таблице является интерактивной. При нажатии на нее пользователь переходит на страницу с детальной информацией о выбранной заявке.</w:t>
-      </w:r>
-    </w:p>
-    <w:p>
-      <w:pPr>
-        <w:pStyle w:val="ae"/>
-      </w:pPr>
-      <w:r>
-        <w:t>Страница детального просмотра (</w:t>
-      </w:r>
-      <w:proofErr w:type="spellStart"/>
-      <w:r>
-        <w:t>request-detail</w:t>
-      </w:r>
-      <w:proofErr w:type="spellEnd"/>
-      <w:r>
-        <w:t>)</w:t>
-      </w:r>
-      <w:r>
-        <w:t xml:space="preserve"> (Рис.</w:t>
-      </w:r>
-      <w:r>
-        <w:t xml:space="preserve"> </w:t>
-      </w:r>
-      <w:r>
-        <w:t>3.</w:t>
-      </w:r>
-      <w:r>
-        <w:t>5</w:t>
-      </w:r>
-      <w:r>
-        <w:t>)</w:t>
-      </w:r>
-      <w:r>
-        <w:t xml:space="preserve"> отображает всю полную информацию по конкретной заявке. Если заявка выполнена успешно (статус «Завершена») и был выбран электронный формат получения, на этой странице появляется ссылка для скачивания готового документа.</w:t>
-      </w:r>
-    </w:p>
-    <w:p>
-      <w:pPr>
-        <w:pStyle w:val="ae"/>
-      </w:pPr>
-    </w:p>
-    <w:p>
-      <w:pPr>
-        <w:pStyle w:val="ae"/>
-        <w:jc w:val="center"/>
-      </w:pPr>
-      <w:r>
+      <w:r>
+        <w:rPr>
+          <w:noProof/>
+        </w:rPr>
         <w:drawing>
-          <wp:inline distT="0" distB="0" distL="0" distR="0" wp14:anchorId="0828855C" wp14:editId="0CE5C5DA">
-            <wp:extent cx="5516874" cy="2640787"/>
-            <wp:effectExtent l="0" t="0" r="8255" b="7620"/>
-            <wp:docPr id="11" name="Рисунок 11"/>
+          <wp:inline distT="0" distB="0" distL="0" distR="0" wp14:anchorId="08D6FA04" wp14:editId="00A98691">
+            <wp:extent cx="5319423" cy="2546272"/>
+            <wp:effectExtent l="0" t="0" r="0" b="6985"/>
+            <wp:docPr id="12" name="Рисунок 12"/>
             <wp:cNvGraphicFramePr>
               <a:graphicFrameLocks xmlns:a="http://schemas.openxmlformats.org/drawingml/2006/main" noChangeAspect="1"/>
             </wp:cNvGraphicFramePr>
@@ -9890,114 +10151,6 @@
                   <pic:spPr>
                     <a:xfrm>
                       <a:off x="0" y="0"/>
-                      <a:ext cx="5581194" cy="2671575"/>
-                    </a:xfrm>
-                    <a:prstGeom prst="rect">
-                      <a:avLst/>
-                    </a:prstGeom>
-                  </pic:spPr>
-                </pic:pic>
-              </a:graphicData>
-            </a:graphic>
-          </wp:inline>
-        </w:drawing>
-      </w:r>
-      <w:r>
-        <w:t>Рис. 3.</w:t>
-      </w:r>
-      <w:r>
-        <w:t>5</w:t>
-      </w:r>
-      <w:r>
-        <w:t>. Детальная информация о завершенной заявке со ссылкой на скачивание</w:t>
-      </w:r>
-    </w:p>
-    <w:p>
-      <w:pPr>
-        <w:pStyle w:val="ae"/>
-      </w:pPr>
-    </w:p>
-    <w:p>
-      <w:pPr>
-        <w:pStyle w:val="2"/>
-      </w:pPr>
-      <w:bookmarkStart w:id="29" w:name="_Toc215678404"/>
-      <w:r>
-        <w:t>Реализация модуля администратора</w:t>
-      </w:r>
-      <w:bookmarkEnd w:id="29"/>
-    </w:p>
-    <w:p>
-      <w:pPr>
-        <w:pStyle w:val="ae"/>
-      </w:pPr>
-      <w:r>
-        <w:t>Модуль администратора предназначен для сотрудников, ответственных за контроль и поддержку процесса обработки заявок. В отличие от модуля студента, его интерфейс сфокусирован не на создании, а на поиске и просмотре информации.</w:t>
-      </w:r>
-    </w:p>
-    <w:p>
-      <w:pPr>
-        <w:pStyle w:val="ae"/>
-      </w:pPr>
-      <w:r>
-        <w:t>Основным инструментом администратора является страница поиска заявок (</w:t>
-      </w:r>
-      <w:proofErr w:type="spellStart"/>
-      <w:r>
-        <w:t>requests-list</w:t>
-      </w:r>
-      <w:proofErr w:type="spellEnd"/>
-      <w:r>
-        <w:t>) (Рис.</w:t>
-      </w:r>
-      <w:r>
-        <w:t xml:space="preserve"> </w:t>
-      </w:r>
-      <w:r>
-        <w:t>3.</w:t>
-      </w:r>
-      <w:r>
-        <w:t>6</w:t>
-      </w:r>
-      <w:r>
-        <w:t>). Ключевым элементом интерфейса является поле для ввода идентификатора (ID) студента.</w:t>
-      </w:r>
-    </w:p>
-    <w:p>
-      <w:pPr>
-        <w:pStyle w:val="ae"/>
-      </w:pPr>
-    </w:p>
-    <w:p>
-      <w:pPr>
-        <w:pStyle w:val="ae"/>
-        <w:jc w:val="center"/>
-      </w:pPr>
-      <w:r>
-        <w:drawing>
-          <wp:inline distT="0" distB="0" distL="0" distR="0" wp14:anchorId="08D6FA04" wp14:editId="00A98691">
-            <wp:extent cx="5319423" cy="2546272"/>
-            <wp:effectExtent l="0" t="0" r="0" b="6985"/>
-            <wp:docPr id="12" name="Рисунок 12"/>
-            <wp:cNvGraphicFramePr>
-              <a:graphicFrameLocks xmlns:a="http://schemas.openxmlformats.org/drawingml/2006/main" noChangeAspect="1"/>
-            </wp:cNvGraphicFramePr>
-            <a:graphic xmlns:a="http://schemas.openxmlformats.org/drawingml/2006/main">
-              <a:graphicData uri="http://schemas.openxmlformats.org/drawingml/2006/picture">
-                <pic:pic xmlns:pic="http://schemas.openxmlformats.org/drawingml/2006/picture">
-                  <pic:nvPicPr>
-                    <pic:cNvPr id="1" name=""/>
-                    <pic:cNvPicPr/>
-                  </pic:nvPicPr>
-                  <pic:blipFill>
-                    <a:blip r:embed="rId24"/>
-                    <a:stretch>
-                      <a:fillRect/>
-                    </a:stretch>
-                  </pic:blipFill>
-                  <pic:spPr>
-                    <a:xfrm>
-                      <a:off x="0" y="0"/>
                       <a:ext cx="5335394" cy="2553917"/>
                     </a:xfrm>
                     <a:prstGeom prst="rect">
@@ -10133,6 +10286,9 @@
         <w:jc w:val="center"/>
       </w:pPr>
       <w:r>
+        <w:rPr>
+          <w:noProof/>
+        </w:rPr>
         <w:drawing>
           <wp:inline distT="0" distB="0" distL="0" distR="0" wp14:anchorId="3430793F" wp14:editId="42A832FD">
             <wp:extent cx="5516874" cy="2640787"/>
@@ -10149,7 +10305,7 @@
                     <pic:cNvPicPr/>
                   </pic:nvPicPr>
                   <pic:blipFill>
-                    <a:blip r:embed="rId23"/>
+                    <a:blip r:embed="rId22"/>
                     <a:stretch>
                       <a:fillRect/>
                     </a:stretch>

--- a/Документации/Замостьянов_ИДБ_22_05_курсовой_проект.docx
+++ b/Документации/Замостьянов_ИДБ_22_05_курсовой_проект.docx
@@ -4251,15 +4251,7 @@
         <w:ind w:left="1248" w:hanging="539"/>
       </w:pPr>
       <w:r>
-        <w:t>CORS – Cross-</w:t>
-      </w:r>
-      <w:proofErr w:type="spellStart"/>
-      <w:r>
-        <w:t>Origin</w:t>
-      </w:r>
-      <w:proofErr w:type="spellEnd"/>
-      <w:r>
-        <w:t xml:space="preserve"> Resource </w:t>
+        <w:t xml:space="preserve">CORS – Cross-Origin Resource </w:t>
       </w:r>
       <w:proofErr w:type="spellStart"/>
       <w:r>
@@ -8007,10 +7999,10 @@
           <w:noProof/>
         </w:rPr>
         <w:drawing>
-          <wp:inline distT="0" distB="0" distL="0" distR="0" wp14:anchorId="5F3A68C2" wp14:editId="6F163C99">
-            <wp:extent cx="6168698" cy="4410075"/>
-            <wp:effectExtent l="0" t="0" r="3810" b="0"/>
-            <wp:docPr id="3" name="Рисунок 3"/>
+          <wp:inline distT="0" distB="0" distL="0" distR="0" wp14:anchorId="5834F076" wp14:editId="7245806E">
+            <wp:extent cx="6148529" cy="4953000"/>
+            <wp:effectExtent l="0" t="0" r="5080" b="0"/>
+            <wp:docPr id="4" name="Рисунок 4"/>
             <wp:cNvGraphicFramePr>
               <a:graphicFrameLocks xmlns:a="http://schemas.openxmlformats.org/drawingml/2006/main" noChangeAspect="1"/>
             </wp:cNvGraphicFramePr>
@@ -8018,7 +8010,7 @@
               <a:graphicData uri="http://schemas.openxmlformats.org/drawingml/2006/picture">
                 <pic:pic xmlns:pic="http://schemas.openxmlformats.org/drawingml/2006/picture">
                   <pic:nvPicPr>
-                    <pic:cNvPr id="0" name="Picture 3"/>
+                    <pic:cNvPr id="0" name="Picture 1"/>
                     <pic:cNvPicPr>
                       <a:picLocks noChangeAspect="1" noChangeArrowheads="1"/>
                     </pic:cNvPicPr>
@@ -8039,7 +8031,7 @@
                   <pic:spPr bwMode="auto">
                     <a:xfrm>
                       <a:off x="0" y="0"/>
-                      <a:ext cx="6170947" cy="4411683"/>
+                      <a:ext cx="6156671" cy="4959559"/>
                     </a:xfrm>
                     <a:prstGeom prst="rect">
                       <a:avLst/>
@@ -8083,6 +8075,7 @@
         <w:pStyle w:val="ae"/>
       </w:pPr>
       <w:r>
+        <w:lastRenderedPageBreak/>
         <w:t>На диаграмме можно выделить три основных действующих лица (</w:t>
       </w:r>
       <w:proofErr w:type="spellStart"/>
@@ -8104,7 +8097,6 @@
         <w:ind w:left="1248" w:hanging="539"/>
       </w:pPr>
       <w:r>
-        <w:lastRenderedPageBreak/>
         <w:t>Обучающийся (</w:t>
       </w:r>
       <w:r>
@@ -8226,7 +8218,7 @@
       </w:r>
       <w:proofErr w:type="spellStart"/>
       <w:r>
-        <w:t>Includes</w:t>
+        <w:t>Include</w:t>
       </w:r>
       <w:proofErr w:type="spellEnd"/>
       <w:r>
@@ -8253,7 +8245,7 @@
       </w:r>
       <w:proofErr w:type="spellStart"/>
       <w:r>
-        <w:t>Extends</w:t>
+        <w:t>Extend</w:t>
       </w:r>
       <w:proofErr w:type="spellEnd"/>
       <w:r>
@@ -8300,7 +8292,7 @@
       </w:r>
       <w:proofErr w:type="spellStart"/>
       <w:r>
-        <w:t>Includes</w:t>
+        <w:t>Include</w:t>
       </w:r>
       <w:proofErr w:type="spellEnd"/>
       <w:r>
@@ -8327,7 +8319,7 @@
       </w:r>
       <w:proofErr w:type="spellStart"/>
       <w:r>
-        <w:t>Includes</w:t>
+        <w:t>Include</w:t>
       </w:r>
       <w:proofErr w:type="spellEnd"/>
       <w:r>
@@ -8335,19 +8327,22 @@
       </w:r>
       <w:proofErr w:type="spellStart"/>
       <w:r>
-        <w:t>Extends</w:t>
-      </w:r>
-      <w:proofErr w:type="spellEnd"/>
-      <w:r>
-        <w:t>&gt;&gt;) прецедент «Просмотр данных обучающегося», позволяя сотруднику при необходимости повторно проверить информацию о студенте перед отправкой.</w:t>
-      </w:r>
-    </w:p>
-    <w:p>
-      <w:pPr>
-        <w:pStyle w:val="ae"/>
-      </w:pPr>
+        <w:t>Extend</w:t>
+      </w:r>
+      <w:proofErr w:type="spellEnd"/>
+      <w:r>
+        <w:t xml:space="preserve">&gt;&gt;) прецедент «Просмотр данных обучающегося», позволяя сотруднику при </w:t>
+      </w:r>
       <w:r>
         <w:lastRenderedPageBreak/>
+        <w:t>необходимости повторно проверить информацию о студенте перед отправкой.</w:t>
+      </w:r>
+    </w:p>
+    <w:p>
+      <w:pPr>
+        <w:pStyle w:val="ae"/>
+      </w:pPr>
+      <w:r>
         <w:t xml:space="preserve">Для </w:t>
       </w:r>
       <w:r>
@@ -8383,7 +8378,7 @@
       </w:r>
       <w:proofErr w:type="spellStart"/>
       <w:r>
-        <w:t>Extends</w:t>
+        <w:t>Extend</w:t>
       </w:r>
       <w:proofErr w:type="spellEnd"/>
       <w:r>
@@ -13136,23 +13131,7 @@
         <w:ind w:left="1248" w:hanging="539"/>
       </w:pPr>
       <w:r>
-        <w:t xml:space="preserve">Клонировать репозиторий с проектом на целевую машину с помощью </w:t>
-      </w:r>
-      <w:proofErr w:type="spellStart"/>
-      <w:r>
-        <w:t>Git</w:t>
-      </w:r>
-      <w:proofErr w:type="spellEnd"/>
-      <w:r>
-        <w:t xml:space="preserve">: </w:t>
-      </w:r>
-      <w:proofErr w:type="spellStart"/>
-      <w:r>
-        <w:t>git</w:t>
-      </w:r>
-      <w:proofErr w:type="spellEnd"/>
-      <w:r>
-        <w:t xml:space="preserve"> </w:t>
+        <w:t xml:space="preserve">Клонировать репозиторий с проектом на целевую машину с помощью Git: git </w:t>
       </w:r>
       <w:proofErr w:type="spellStart"/>
       <w:r>
@@ -13181,11 +13160,19 @@
       </w:r>
       <w:proofErr w:type="spellEnd"/>
       <w:r>
-        <w:t xml:space="preserve"> </w:t>
-      </w:r>
-      <w:proofErr w:type="spellStart"/>
-      <w:r>
-        <w:t>remote-ordering-of-certificates</w:t>
+        <w:t xml:space="preserve"> remote-</w:t>
+      </w:r>
+      <w:proofErr w:type="spellStart"/>
+      <w:r>
+        <w:t>ordering</w:t>
+      </w:r>
+      <w:proofErr w:type="spellEnd"/>
+      <w:r>
+        <w:t>-</w:t>
+      </w:r>
+      <w:proofErr w:type="spellStart"/>
+      <w:r>
+        <w:t>of-certificates</w:t>
       </w:r>
       <w:proofErr w:type="spellEnd"/>
       <w:r>
@@ -13728,19 +13715,9 @@
       <w:r>
         <w:t xml:space="preserve">: </w:t>
       </w:r>
-      <w:proofErr w:type="spellStart"/>
-      <w:r>
-        <w:t>git</w:t>
-      </w:r>
-      <w:proofErr w:type="spellEnd"/>
-      <w:r>
-        <w:t xml:space="preserve"> </w:t>
-      </w:r>
-      <w:proofErr w:type="spellStart"/>
-      <w:r>
-        <w:t>pull</w:t>
-      </w:r>
-      <w:proofErr w:type="spellEnd"/>
+      <w:r>
+        <w:t>git pull</w:t>
+      </w:r>
       <w:r>
         <w:t>.</w:t>
       </w:r>
